--- a/QA/SystemTestSupplier.docx
+++ b/QA/SystemTestSupplier.docx
@@ -546,14 +546,7 @@
             <w:pPr>
               <w:spacing w:after="0" w:before="0"/>
             </w:pPr>
-            <w:r/>
             <w:r>
-              <w:rPr>
-                <w:rFonts w:ascii="Calibri" w:hAnsi="Calibri"/>
-                <w:b/>
-                <w:color w:val="000000"/>
-                <w:sz w:val="21"/>
-              </w:rPr>
               <w:t>SUPPLIER</w:t>
             </w:r>
           </w:p>
@@ -570,14 +563,7 @@
             <w:pPr>
               <w:spacing w:after="0" w:before="0"/>
             </w:pPr>
-            <w:r/>
             <w:r>
-              <w:rPr>
-                <w:rFonts w:ascii="Calibri" w:hAnsi="Calibri"/>
-                <w:b/>
-                <w:color w:val="FFFFFF"/>
-                <w:sz w:val="21"/>
-              </w:rPr>
               <w:t>SIGN IN</w:t>
             </w:r>
           </w:p>
@@ -588,7 +574,9 @@
           <w:tcPr>
             <w:tcW w:type="dxa" w:w="2300"/>
           </w:tcPr>
-          <w:p/>
+          <w:p>
+            <w:r/>
+          </w:p>
         </w:tc>
         <w:tc>
           <w:tcPr>
@@ -598,12 +586,7 @@
             <w:pPr>
               <w:spacing w:after="0" w:before="0"/>
             </w:pPr>
-            <w:r/>
             <w:r>
-              <w:rPr>
-                <w:rFonts w:ascii="Calibri" w:hAnsi="Calibri"/>
-                <w:sz w:val="21"/>
-              </w:rPr>
               <w:t>Authentication</w:t>
             </w:r>
           </w:p>
@@ -612,37 +595,49 @@
           <w:tcPr>
             <w:tcW w:type="dxa" w:w="820"/>
           </w:tcPr>
-          <w:p/>
+          <w:p>
+            <w:r/>
+          </w:p>
         </w:tc>
         <w:tc>
           <w:tcPr>
             <w:tcW w:type="dxa" w:w="4600"/>
           </w:tcPr>
-          <w:p/>
+          <w:p>
+            <w:r/>
+          </w:p>
         </w:tc>
         <w:tc>
           <w:tcPr>
             <w:tcW w:type="dxa" w:w="4300"/>
           </w:tcPr>
-          <w:p/>
+          <w:p>
+            <w:r/>
+          </w:p>
         </w:tc>
         <w:tc>
           <w:tcPr>
             <w:tcW w:type="dxa" w:w="2000"/>
           </w:tcPr>
-          <w:p/>
+          <w:p>
+            <w:r/>
+          </w:p>
         </w:tc>
         <w:tc>
           <w:tcPr>
             <w:tcW w:type="dxa" w:w="1600"/>
           </w:tcPr>
-          <w:p/>
+          <w:p>
+            <w:r/>
+          </w:p>
         </w:tc>
         <w:tc>
           <w:tcPr>
             <w:tcW w:type="dxa" w:w="1000"/>
           </w:tcPr>
-          <w:p/>
+          <w:p>
+            <w:r/>
+          </w:p>
         </w:tc>
       </w:tr>
       <w:tr>
@@ -650,13 +645,17 @@
           <w:tcPr>
             <w:tcW w:type="dxa" w:w="2300"/>
           </w:tcPr>
-          <w:p/>
+          <w:p>
+            <w:r/>
+          </w:p>
         </w:tc>
         <w:tc>
           <w:tcPr>
             <w:tcW w:type="dxa" w:w="2100"/>
           </w:tcPr>
-          <w:p/>
+          <w:p>
+            <w:r/>
+          </w:p>
         </w:tc>
         <w:tc>
           <w:tcPr>
@@ -667,12 +666,7 @@
               <w:spacing w:after="0" w:before="0"/>
               <w:jc w:val="right"/>
             </w:pPr>
-            <w:r/>
             <w:r>
-              <w:rPr>
-                <w:rFonts w:ascii="Calibri" w:hAnsi="Calibri"/>
-                <w:sz w:val="21"/>
-              </w:rPr>
               <w:t>1</w:t>
             </w:r>
           </w:p>
@@ -685,12 +679,7 @@
             <w:pPr>
               <w:spacing w:after="0" w:before="0"/>
             </w:pPr>
-            <w:r/>
             <w:r>
-              <w:rPr>
-                <w:rFonts w:ascii="Calibri" w:hAnsi="Calibri"/>
-                <w:sz w:val="21"/>
-              </w:rPr>
               <w:t>Open FETCH in the browser by going to https://risha-pets.onrender.com</w:t>
             </w:r>
           </w:p>
@@ -703,12 +692,7 @@
             <w:pPr>
               <w:spacing w:after="0" w:before="0"/>
             </w:pPr>
-            <w:r/>
             <w:r>
-              <w:rPr>
-                <w:rFonts w:ascii="Calibri" w:hAnsi="Calibri"/>
-                <w:sz w:val="21"/>
-              </w:rPr>
               <w:t>The Sign in page opens with the Username and Password fields and the Sign in button</w:t>
             </w:r>
           </w:p>
@@ -722,12 +706,6 @@
               <w:spacing w:after="0" w:before="0"/>
             </w:pPr>
             <w:r/>
-            <w:r>
-              <w:rPr>
-                <w:rFonts w:ascii="Calibri" w:hAnsi="Calibri"/>
-                <w:sz w:val="21"/>
-              </w:rPr>
-            </w:r>
           </w:p>
         </w:tc>
         <w:tc>
@@ -739,12 +717,6 @@
               <w:spacing w:after="0" w:before="0"/>
             </w:pPr>
             <w:r/>
-            <w:r>
-              <w:rPr>
-                <w:rFonts w:ascii="Calibri" w:hAnsi="Calibri"/>
-                <w:sz w:val="21"/>
-              </w:rPr>
-            </w:r>
           </w:p>
         </w:tc>
         <w:tc>
@@ -756,12 +728,6 @@
               <w:spacing w:after="0" w:before="0"/>
             </w:pPr>
             <w:r/>
-            <w:r>
-              <w:rPr>
-                <w:rFonts w:ascii="Calibri" w:hAnsi="Calibri"/>
-                <w:sz w:val="21"/>
-              </w:rPr>
-            </w:r>
           </w:p>
         </w:tc>
       </w:tr>
@@ -770,13 +736,17 @@
           <w:tcPr>
             <w:tcW w:type="dxa" w:w="2300"/>
           </w:tcPr>
-          <w:p/>
+          <w:p>
+            <w:r/>
+          </w:p>
         </w:tc>
         <w:tc>
           <w:tcPr>
             <w:tcW w:type="dxa" w:w="2100"/>
           </w:tcPr>
-          <w:p/>
+          <w:p>
+            <w:r/>
+          </w:p>
         </w:tc>
         <w:tc>
           <w:tcPr>
@@ -787,12 +757,7 @@
               <w:spacing w:after="0" w:before="0"/>
               <w:jc w:val="right"/>
             </w:pPr>
-            <w:r/>
             <w:r>
-              <w:rPr>
-                <w:rFonts w:ascii="Calibri" w:hAnsi="Calibri"/>
-                <w:sz w:val="21"/>
-              </w:rPr>
               <w:t>2</w:t>
             </w:r>
           </w:p>
@@ -805,12 +770,7 @@
             <w:pPr>
               <w:spacing w:after="0" w:before="0"/>
             </w:pPr>
-            <w:r/>
             <w:r>
-              <w:rPr>
-                <w:rFonts w:ascii="Calibri" w:hAnsi="Calibri"/>
-                <w:sz w:val="21"/>
-              </w:rPr>
               <w:t>Type the username and password, then click the eye icon at the right of the Password field twice</w:t>
             </w:r>
           </w:p>
@@ -823,12 +783,7 @@
             <w:pPr>
               <w:spacing w:after="0" w:before="0"/>
             </w:pPr>
-            <w:r/>
             <w:r>
-              <w:rPr>
-                <w:rFonts w:ascii="Calibri" w:hAnsi="Calibri"/>
-                <w:sz w:val="21"/>
-              </w:rPr>
               <w:t>The password is shown as text, then hidden again in dot characters</w:t>
             </w:r>
           </w:p>
@@ -842,12 +797,6 @@
               <w:spacing w:after="0" w:before="0"/>
             </w:pPr>
             <w:r/>
-            <w:r>
-              <w:rPr>
-                <w:rFonts w:ascii="Calibri" w:hAnsi="Calibri"/>
-                <w:sz w:val="21"/>
-              </w:rPr>
-            </w:r>
           </w:p>
         </w:tc>
         <w:tc>
@@ -859,12 +808,6 @@
               <w:spacing w:after="0" w:before="0"/>
             </w:pPr>
             <w:r/>
-            <w:r>
-              <w:rPr>
-                <w:rFonts w:ascii="Calibri" w:hAnsi="Calibri"/>
-                <w:sz w:val="21"/>
-              </w:rPr>
-            </w:r>
           </w:p>
         </w:tc>
         <w:tc>
@@ -876,12 +819,6 @@
               <w:spacing w:after="0" w:before="0"/>
             </w:pPr>
             <w:r/>
-            <w:r>
-              <w:rPr>
-                <w:rFonts w:ascii="Calibri" w:hAnsi="Calibri"/>
-                <w:sz w:val="21"/>
-              </w:rPr>
-            </w:r>
           </w:p>
         </w:tc>
       </w:tr>
@@ -890,13 +827,17 @@
           <w:tcPr>
             <w:tcW w:type="dxa" w:w="2300"/>
           </w:tcPr>
-          <w:p/>
+          <w:p>
+            <w:r/>
+          </w:p>
         </w:tc>
         <w:tc>
           <w:tcPr>
             <w:tcW w:type="dxa" w:w="2100"/>
           </w:tcPr>
-          <w:p/>
+          <w:p>
+            <w:r/>
+          </w:p>
         </w:tc>
         <w:tc>
           <w:tcPr>
@@ -907,12 +848,7 @@
               <w:spacing w:after="0" w:before="0"/>
               <w:jc w:val="right"/>
             </w:pPr>
-            <w:r/>
             <w:r>
-              <w:rPr>
-                <w:rFonts w:ascii="Calibri" w:hAnsi="Calibri"/>
-                <w:sz w:val="21"/>
-              </w:rPr>
               <w:t>3</w:t>
             </w:r>
           </w:p>
@@ -925,12 +861,7 @@
             <w:pPr>
               <w:spacing w:after="0" w:before="0"/>
             </w:pPr>
-            <w:r/>
             <w:r>
-              <w:rPr>
-                <w:rFonts w:ascii="Calibri" w:hAnsi="Calibri"/>
-                <w:sz w:val="21"/>
-              </w:rPr>
               <w:t>Click the Sign in button</w:t>
             </w:r>
           </w:p>
@@ -943,13 +874,8 @@
             <w:pPr>
               <w:spacing w:after="0" w:before="0"/>
             </w:pPr>
-            <w:r/>
             <w:r>
-              <w:rPr>
-                <w:rFonts w:ascii="Calibri" w:hAnsi="Calibri"/>
-                <w:sz w:val="21"/>
-              </w:rPr>
-              <w:t>The Supplier portal opens. The sidebar is on the left side, and the account picture is at its lower-left</w:t>
+              <w:t>The Supplier portal opens. The slim sidebar is on the left, and the account picture is at its lower-left</w:t>
             </w:r>
           </w:p>
         </w:tc>
@@ -962,12 +888,6 @@
               <w:spacing w:after="0" w:before="0"/>
             </w:pPr>
             <w:r/>
-            <w:r>
-              <w:rPr>
-                <w:rFonts w:ascii="Calibri" w:hAnsi="Calibri"/>
-                <w:sz w:val="21"/>
-              </w:rPr>
-            </w:r>
           </w:p>
         </w:tc>
         <w:tc>
@@ -979,12 +899,6 @@
               <w:spacing w:after="0" w:before="0"/>
             </w:pPr>
             <w:r/>
-            <w:r>
-              <w:rPr>
-                <w:rFonts w:ascii="Calibri" w:hAnsi="Calibri"/>
-                <w:sz w:val="21"/>
-              </w:rPr>
-            </w:r>
           </w:p>
         </w:tc>
         <w:tc>
@@ -996,12 +910,6 @@
               <w:spacing w:after="0" w:before="0"/>
             </w:pPr>
             <w:r/>
-            <w:r>
-              <w:rPr>
-                <w:rFonts w:ascii="Calibri" w:hAnsi="Calibri"/>
-                <w:sz w:val="21"/>
-              </w:rPr>
-            </w:r>
           </w:p>
         </w:tc>
       </w:tr>
@@ -1010,13 +918,17 @@
           <w:tcPr>
             <w:tcW w:type="dxa" w:w="2300"/>
           </w:tcPr>
-          <w:p/>
+          <w:p>
+            <w:r/>
+          </w:p>
         </w:tc>
         <w:tc>
           <w:tcPr>
             <w:tcW w:type="dxa" w:w="2100"/>
           </w:tcPr>
-          <w:p/>
+          <w:p>
+            <w:r/>
+          </w:p>
         </w:tc>
         <w:tc>
           <w:tcPr>
@@ -1027,12 +939,7 @@
               <w:spacing w:after="0" w:before="0"/>
               <w:jc w:val="right"/>
             </w:pPr>
-            <w:r/>
             <w:r>
-              <w:rPr>
-                <w:rFonts w:ascii="Calibri" w:hAnsi="Calibri"/>
-                <w:sz w:val="21"/>
-              </w:rPr>
               <w:t>4</w:t>
             </w:r>
           </w:p>
@@ -1045,12 +952,7 @@
             <w:pPr>
               <w:spacing w:after="0" w:before="0"/>
             </w:pPr>
-            <w:r/>
             <w:r>
-              <w:rPr>
-                <w:rFonts w:ascii="Calibri" w:hAnsi="Calibri"/>
-                <w:sz w:val="21"/>
-              </w:rPr>
               <w:t>Click Forgot your password? below the Sign in button</w:t>
             </w:r>
           </w:p>
@@ -1063,12 +965,7 @@
             <w:pPr>
               <w:spacing w:after="0" w:before="0"/>
             </w:pPr>
-            <w:r/>
             <w:r>
-              <w:rPr>
-                <w:rFonts w:ascii="Calibri" w:hAnsi="Calibri"/>
-                <w:sz w:val="21"/>
-              </w:rPr>
               <w:t>The Reset your password window opens. The username is already filled in if it was typed on the Sign in page</w:t>
             </w:r>
           </w:p>
@@ -1082,12 +979,6 @@
               <w:spacing w:after="0" w:before="0"/>
             </w:pPr>
             <w:r/>
-            <w:r>
-              <w:rPr>
-                <w:rFonts w:ascii="Calibri" w:hAnsi="Calibri"/>
-                <w:sz w:val="21"/>
-              </w:rPr>
-            </w:r>
           </w:p>
         </w:tc>
         <w:tc>
@@ -1099,12 +990,6 @@
               <w:spacing w:after="0" w:before="0"/>
             </w:pPr>
             <w:r/>
-            <w:r>
-              <w:rPr>
-                <w:rFonts w:ascii="Calibri" w:hAnsi="Calibri"/>
-                <w:sz w:val="21"/>
-              </w:rPr>
-            </w:r>
           </w:p>
         </w:tc>
         <w:tc>
@@ -1116,12 +1001,6 @@
               <w:spacing w:after="0" w:before="0"/>
             </w:pPr>
             <w:r/>
-            <w:r>
-              <w:rPr>
-                <w:rFonts w:ascii="Calibri" w:hAnsi="Calibri"/>
-                <w:sz w:val="21"/>
-              </w:rPr>
-            </w:r>
           </w:p>
         </w:tc>
       </w:tr>
@@ -1130,13 +1009,17 @@
           <w:tcPr>
             <w:tcW w:type="dxa" w:w="2300"/>
           </w:tcPr>
-          <w:p/>
+          <w:p>
+            <w:r/>
+          </w:p>
         </w:tc>
         <w:tc>
           <w:tcPr>
             <w:tcW w:type="dxa" w:w="2100"/>
           </w:tcPr>
-          <w:p/>
+          <w:p>
+            <w:r/>
+          </w:p>
         </w:tc>
         <w:tc>
           <w:tcPr>
@@ -1147,12 +1030,7 @@
               <w:spacing w:after="0" w:before="0"/>
               <w:jc w:val="right"/>
             </w:pPr>
-            <w:r/>
             <w:r>
-              <w:rPr>
-                <w:rFonts w:ascii="Calibri" w:hAnsi="Calibri"/>
-                <w:sz w:val="21"/>
-              </w:rPr>
               <w:t>5</w:t>
             </w:r>
           </w:p>
@@ -1165,12 +1043,7 @@
             <w:pPr>
               <w:spacing w:after="0" w:before="0"/>
             </w:pPr>
-            <w:r/>
             <w:r>
-              <w:rPr>
-                <w:rFonts w:ascii="Calibri" w:hAnsi="Calibri"/>
-                <w:sz w:val="21"/>
-              </w:rPr>
               <w:t>Type the username or email, then click Ask for a reset</w:t>
             </w:r>
           </w:p>
@@ -1183,12 +1056,7 @@
             <w:pPr>
               <w:spacing w:after="0" w:before="0"/>
             </w:pPr>
-            <w:r/>
             <w:r>
-              <w:rPr>
-                <w:rFonts w:ascii="Calibri" w:hAnsi="Calibri"/>
-                <w:sz w:val="21"/>
-              </w:rPr>
               <w:t>A message says that the request is sent to an administrator for approval</w:t>
             </w:r>
           </w:p>
@@ -1202,12 +1070,6 @@
               <w:spacing w:after="0" w:before="0"/>
             </w:pPr>
             <w:r/>
-            <w:r>
-              <w:rPr>
-                <w:rFonts w:ascii="Calibri" w:hAnsi="Calibri"/>
-                <w:sz w:val="21"/>
-              </w:rPr>
-            </w:r>
           </w:p>
         </w:tc>
         <w:tc>
@@ -1219,12 +1081,6 @@
               <w:spacing w:after="0" w:before="0"/>
             </w:pPr>
             <w:r/>
-            <w:r>
-              <w:rPr>
-                <w:rFonts w:ascii="Calibri" w:hAnsi="Calibri"/>
-                <w:sz w:val="21"/>
-              </w:rPr>
-            </w:r>
           </w:p>
         </w:tc>
         <w:tc>
@@ -1236,12 +1092,6 @@
               <w:spacing w:after="0" w:before="0"/>
             </w:pPr>
             <w:r/>
-            <w:r>
-              <w:rPr>
-                <w:rFonts w:ascii="Calibri" w:hAnsi="Calibri"/>
-                <w:sz w:val="21"/>
-              </w:rPr>
-            </w:r>
           </w:p>
         </w:tc>
       </w:tr>
@@ -1250,13 +1100,17 @@
           <w:tcPr>
             <w:tcW w:type="dxa" w:w="2300"/>
           </w:tcPr>
-          <w:p/>
+          <w:p>
+            <w:r/>
+          </w:p>
         </w:tc>
         <w:tc>
           <w:tcPr>
             <w:tcW w:type="dxa" w:w="2100"/>
           </w:tcPr>
-          <w:p/>
+          <w:p>
+            <w:r/>
+          </w:p>
         </w:tc>
         <w:tc>
           <w:tcPr>
@@ -1267,12 +1121,7 @@
               <w:spacing w:after="0" w:before="0"/>
               <w:jc w:val="right"/>
             </w:pPr>
-            <w:r/>
             <w:r>
-              <w:rPr>
-                <w:rFonts w:ascii="Calibri" w:hAnsi="Calibri"/>
-                <w:sz w:val="21"/>
-              </w:rPr>
               <w:t>6</w:t>
             </w:r>
           </w:p>
@@ -1285,12 +1134,7 @@
             <w:pPr>
               <w:spacing w:after="0" w:before="0"/>
             </w:pPr>
-            <w:r/>
             <w:r>
-              <w:rPr>
-                <w:rFonts w:ascii="Calibri" w:hAnsi="Calibri"/>
-                <w:sz w:val="21"/>
-              </w:rPr>
               <w:t>After an administrator approves the request, open the reset link sent to the email</w:t>
             </w:r>
           </w:p>
@@ -1303,12 +1147,7 @@
             <w:pPr>
               <w:spacing w:after="0" w:before="0"/>
             </w:pPr>
-            <w:r/>
             <w:r>
-              <w:rPr>
-                <w:rFonts w:ascii="Calibri" w:hAnsi="Calibri"/>
-                <w:sz w:val="21"/>
-              </w:rPr>
               <w:t>The Choose a new password page opens</w:t>
             </w:r>
           </w:p>
@@ -1322,12 +1161,6 @@
               <w:spacing w:after="0" w:before="0"/>
             </w:pPr>
             <w:r/>
-            <w:r>
-              <w:rPr>
-                <w:rFonts w:ascii="Calibri" w:hAnsi="Calibri"/>
-                <w:sz w:val="21"/>
-              </w:rPr>
-            </w:r>
           </w:p>
         </w:tc>
         <w:tc>
@@ -1339,12 +1172,6 @@
               <w:spacing w:after="0" w:before="0"/>
             </w:pPr>
             <w:r/>
-            <w:r>
-              <w:rPr>
-                <w:rFonts w:ascii="Calibri" w:hAnsi="Calibri"/>
-                <w:sz w:val="21"/>
-              </w:rPr>
-            </w:r>
           </w:p>
         </w:tc>
         <w:tc>
@@ -1356,12 +1183,6 @@
               <w:spacing w:after="0" w:before="0"/>
             </w:pPr>
             <w:r/>
-            <w:r>
-              <w:rPr>
-                <w:rFonts w:ascii="Calibri" w:hAnsi="Calibri"/>
-                <w:sz w:val="21"/>
-              </w:rPr>
-            </w:r>
           </w:p>
         </w:tc>
       </w:tr>
@@ -1370,13 +1191,17 @@
           <w:tcPr>
             <w:tcW w:type="dxa" w:w="2300"/>
           </w:tcPr>
-          <w:p/>
+          <w:p>
+            <w:r/>
+          </w:p>
         </w:tc>
         <w:tc>
           <w:tcPr>
             <w:tcW w:type="dxa" w:w="2100"/>
           </w:tcPr>
-          <w:p/>
+          <w:p>
+            <w:r/>
+          </w:p>
         </w:tc>
         <w:tc>
           <w:tcPr>
@@ -1387,12 +1212,7 @@
               <w:spacing w:after="0" w:before="0"/>
               <w:jc w:val="right"/>
             </w:pPr>
-            <w:r/>
             <w:r>
-              <w:rPr>
-                <w:rFonts w:ascii="Calibri" w:hAnsi="Calibri"/>
-                <w:sz w:val="21"/>
-              </w:rPr>
               <w:t>7</w:t>
             </w:r>
           </w:p>
@@ -1405,12 +1225,7 @@
             <w:pPr>
               <w:spacing w:after="0" w:before="0"/>
             </w:pPr>
-            <w:r/>
             <w:r>
-              <w:rPr>
-                <w:rFonts w:ascii="Calibri" w:hAnsi="Calibri"/>
-                <w:sz w:val="21"/>
-              </w:rPr>
               <w:t>Type the new password in both fields (example: Risha@2026), then click Save new password</w:t>
             </w:r>
           </w:p>
@@ -1423,12 +1238,7 @@
             <w:pPr>
               <w:spacing w:after="0" w:before="0"/>
             </w:pPr>
-            <w:r/>
             <w:r>
-              <w:rPr>
-                <w:rFonts w:ascii="Calibri" w:hAnsi="Calibri"/>
-                <w:sz w:val="21"/>
-              </w:rPr>
               <w:t>"Password has been reset" is shown, then the page goes back to Sign in</w:t>
             </w:r>
           </w:p>
@@ -1442,12 +1252,6 @@
               <w:spacing w:after="0" w:before="0"/>
             </w:pPr>
             <w:r/>
-            <w:r>
-              <w:rPr>
-                <w:rFonts w:ascii="Calibri" w:hAnsi="Calibri"/>
-                <w:sz w:val="21"/>
-              </w:rPr>
-            </w:r>
           </w:p>
         </w:tc>
         <w:tc>
@@ -1459,12 +1263,6 @@
               <w:spacing w:after="0" w:before="0"/>
             </w:pPr>
             <w:r/>
-            <w:r>
-              <w:rPr>
-                <w:rFonts w:ascii="Calibri" w:hAnsi="Calibri"/>
-                <w:sz w:val="21"/>
-              </w:rPr>
-            </w:r>
           </w:p>
         </w:tc>
         <w:tc>
@@ -1476,12 +1274,6 @@
               <w:spacing w:after="0" w:before="0"/>
             </w:pPr>
             <w:r/>
-            <w:r>
-              <w:rPr>
-                <w:rFonts w:ascii="Calibri" w:hAnsi="Calibri"/>
-                <w:sz w:val="21"/>
-              </w:rPr>
-            </w:r>
           </w:p>
         </w:tc>
       </w:tr>
@@ -1496,15 +1288,8 @@
             <w:pPr>
               <w:spacing w:after="0" w:before="0"/>
             </w:pPr>
-            <w:r/>
             <w:r>
-              <w:rPr>
-                <w:rFonts w:ascii="Calibri" w:hAnsi="Calibri"/>
-                <w:b/>
-                <w:color w:val="FFFFFF"/>
-                <w:sz w:val="21"/>
-              </w:rPr>
-              <w:t>SUPPLIER PORTAL</w:t>
+              <w:t>SIDEBAR</w:t>
             </w:r>
           </w:p>
         </w:tc>
@@ -1514,7 +1299,9 @@
           <w:tcPr>
             <w:tcW w:type="dxa" w:w="2300"/>
           </w:tcPr>
-          <w:p/>
+          <w:p>
+            <w:r/>
+          </w:p>
         </w:tc>
         <w:tc>
           <w:tcPr>
@@ -1524,13 +1311,8 @@
             <w:pPr>
               <w:spacing w:after="0" w:before="0"/>
             </w:pPr>
-            <w:r/>
             <w:r>
-              <w:rPr>
-                <w:rFonts w:ascii="Calibri" w:hAnsi="Calibri"/>
-                <w:sz w:val="21"/>
-              </w:rPr>
-              <w:t>Portal overview</w:t>
+              <w:t>Hide and show the menu</w:t>
             </w:r>
           </w:p>
         </w:tc>
@@ -1538,37 +1320,49 @@
           <w:tcPr>
             <w:tcW w:type="dxa" w:w="820"/>
           </w:tcPr>
-          <w:p/>
+          <w:p>
+            <w:r/>
+          </w:p>
         </w:tc>
         <w:tc>
           <w:tcPr>
             <w:tcW w:type="dxa" w:w="4600"/>
           </w:tcPr>
-          <w:p/>
+          <w:p>
+            <w:r/>
+          </w:p>
         </w:tc>
         <w:tc>
           <w:tcPr>
             <w:tcW w:type="dxa" w:w="4300"/>
           </w:tcPr>
-          <w:p/>
+          <w:p>
+            <w:r/>
+          </w:p>
         </w:tc>
         <w:tc>
           <w:tcPr>
             <w:tcW w:type="dxa" w:w="2000"/>
           </w:tcPr>
-          <w:p/>
+          <w:p>
+            <w:r/>
+          </w:p>
         </w:tc>
         <w:tc>
           <w:tcPr>
             <w:tcW w:type="dxa" w:w="1600"/>
           </w:tcPr>
-          <w:p/>
+          <w:p>
+            <w:r/>
+          </w:p>
         </w:tc>
         <w:tc>
           <w:tcPr>
             <w:tcW w:type="dxa" w:w="1000"/>
           </w:tcPr>
-          <w:p/>
+          <w:p>
+            <w:r/>
+          </w:p>
         </w:tc>
       </w:tr>
       <w:tr>
@@ -1576,13 +1370,17 @@
           <w:tcPr>
             <w:tcW w:type="dxa" w:w="2300"/>
           </w:tcPr>
-          <w:p/>
+          <w:p>
+            <w:r/>
+          </w:p>
         </w:tc>
         <w:tc>
           <w:tcPr>
             <w:tcW w:type="dxa" w:w="2100"/>
           </w:tcPr>
-          <w:p/>
+          <w:p>
+            <w:r/>
+          </w:p>
         </w:tc>
         <w:tc>
           <w:tcPr>
@@ -1593,12 +1391,7 @@
               <w:spacing w:after="0" w:before="0"/>
               <w:jc w:val="right"/>
             </w:pPr>
-            <w:r/>
             <w:r>
-              <w:rPr>
-                <w:rFonts w:ascii="Calibri" w:hAnsi="Calibri"/>
-                <w:sz w:val="21"/>
-              </w:rPr>
               <w:t>1</w:t>
             </w:r>
           </w:p>
@@ -1611,13 +1404,8 @@
             <w:pPr>
               <w:spacing w:after="0" w:before="0"/>
             </w:pPr>
-            <w:r/>
             <w:r>
-              <w:rPr>
-                <w:rFonts w:ascii="Calibri" w:hAnsi="Calibri"/>
-                <w:sz w:val="21"/>
-              </w:rPr>
-              <w:t>Sign in as Supplier</w:t>
+              <w:t>Click the Risha logo at the upper-left of the sidebar</w:t>
             </w:r>
           </w:p>
         </w:tc>
@@ -1629,13 +1417,8 @@
             <w:pPr>
               <w:spacing w:after="0" w:before="0"/>
             </w:pPr>
-            <w:r/>
             <w:r>
-              <w:rPr>
-                <w:rFonts w:ascii="Calibri" w:hAnsi="Calibri"/>
-                <w:sz w:val="21"/>
-              </w:rPr>
-              <w:t>The Supplier portal opens with the open orders, payments, products supplied, rating and contact details</w:t>
+              <w:t>The sidebar opens and shows "Orders and products" beside its icon</w:t>
             </w:r>
           </w:p>
         </w:tc>
@@ -1648,12 +1431,6 @@
               <w:spacing w:after="0" w:before="0"/>
             </w:pPr>
             <w:r/>
-            <w:r>
-              <w:rPr>
-                <w:rFonts w:ascii="Calibri" w:hAnsi="Calibri"/>
-                <w:sz w:val="21"/>
-              </w:rPr>
-            </w:r>
           </w:p>
         </w:tc>
         <w:tc>
@@ -1665,12 +1442,6 @@
               <w:spacing w:after="0" w:before="0"/>
             </w:pPr>
             <w:r/>
-            <w:r>
-              <w:rPr>
-                <w:rFonts w:ascii="Calibri" w:hAnsi="Calibri"/>
-                <w:sz w:val="21"/>
-              </w:rPr>
-            </w:r>
           </w:p>
         </w:tc>
         <w:tc>
@@ -1682,12 +1453,6 @@
               <w:spacing w:after="0" w:before="0"/>
             </w:pPr>
             <w:r/>
-            <w:r>
-              <w:rPr>
-                <w:rFonts w:ascii="Calibri" w:hAnsi="Calibri"/>
-                <w:sz w:val="21"/>
-              </w:rPr>
-            </w:r>
           </w:p>
         </w:tc>
       </w:tr>
@@ -1696,13 +1461,17 @@
           <w:tcPr>
             <w:tcW w:type="dxa" w:w="2300"/>
           </w:tcPr>
-          <w:p/>
+          <w:p>
+            <w:r/>
+          </w:p>
         </w:tc>
         <w:tc>
           <w:tcPr>
             <w:tcW w:type="dxa" w:w="2100"/>
           </w:tcPr>
-          <w:p/>
+          <w:p>
+            <w:r/>
+          </w:p>
         </w:tc>
         <w:tc>
           <w:tcPr>
@@ -1713,12 +1482,7 @@
               <w:spacing w:after="0" w:before="0"/>
               <w:jc w:val="right"/>
             </w:pPr>
-            <w:r/>
             <w:r>
-              <w:rPr>
-                <w:rFonts w:ascii="Calibri" w:hAnsi="Calibri"/>
-                <w:sz w:val="21"/>
-              </w:rPr>
               <w:t>2</w:t>
             </w:r>
           </w:p>
@@ -1731,13 +1495,8 @@
             <w:pPr>
               <w:spacing w:after="0" w:before="0"/>
             </w:pPr>
-            <w:r/>
             <w:r>
-              <w:rPr>
-                <w:rFonts w:ascii="Calibri" w:hAnsi="Calibri"/>
-                <w:sz w:val="21"/>
-              </w:rPr>
-              <w:t>Look at the Open orders list</w:t>
+              <w:t>Click the logo again</w:t>
             </w:r>
           </w:p>
         </w:tc>
@@ -1749,13 +1508,8 @@
             <w:pPr>
               <w:spacing w:after="0" w:before="0"/>
             </w:pPr>
-            <w:r/>
             <w:r>
-              <w:rPr>
-                <w:rFonts w:ascii="Calibri" w:hAnsi="Calibri"/>
-                <w:sz w:val="21"/>
-              </w:rPr>
-              <w:t>Only the supplier's own orders are shown, each with its status</w:t>
+              <w:t>The sidebar goes back to the slim strip, showing only the icon</w:t>
             </w:r>
           </w:p>
         </w:tc>
@@ -1768,12 +1522,6 @@
               <w:spacing w:after="0" w:before="0"/>
             </w:pPr>
             <w:r/>
-            <w:r>
-              <w:rPr>
-                <w:rFonts w:ascii="Calibri" w:hAnsi="Calibri"/>
-                <w:sz w:val="21"/>
-              </w:rPr>
-            </w:r>
           </w:p>
         </w:tc>
         <w:tc>
@@ -1785,12 +1533,6 @@
               <w:spacing w:after="0" w:before="0"/>
             </w:pPr>
             <w:r/>
-            <w:r>
-              <w:rPr>
-                <w:rFonts w:ascii="Calibri" w:hAnsi="Calibri"/>
-                <w:sz w:val="21"/>
-              </w:rPr>
-            </w:r>
           </w:p>
         </w:tc>
         <w:tc>
@@ -1802,12 +1544,6 @@
               <w:spacing w:after="0" w:before="0"/>
             </w:pPr>
             <w:r/>
-            <w:r>
-              <w:rPr>
-                <w:rFonts w:ascii="Calibri" w:hAnsi="Calibri"/>
-                <w:sz w:val="21"/>
-              </w:rPr>
-            </w:r>
           </w:p>
         </w:tc>
       </w:tr>
@@ -1816,7 +1552,9 @@
           <w:tcPr>
             <w:tcW w:type="dxa" w:w="2300"/>
           </w:tcPr>
-          <w:p/>
+          <w:p>
+            <w:r/>
+          </w:p>
         </w:tc>
         <w:tc>
           <w:tcPr>
@@ -1826,13 +1564,8 @@
             <w:pPr>
               <w:spacing w:after="0" w:before="0"/>
             </w:pPr>
-            <w:r/>
             <w:r>
-              <w:rPr>
-                <w:rFonts w:ascii="Calibri" w:hAnsi="Calibri"/>
-                <w:sz w:val="21"/>
-              </w:rPr>
-              <w:t>Order offer</w:t>
+              <w:t>Light and dark mode</w:t>
             </w:r>
           </w:p>
         </w:tc>
@@ -1840,37 +1573,49 @@
           <w:tcPr>
             <w:tcW w:type="dxa" w:w="820"/>
           </w:tcPr>
-          <w:p/>
+          <w:p>
+            <w:r/>
+          </w:p>
         </w:tc>
         <w:tc>
           <w:tcPr>
             <w:tcW w:type="dxa" w:w="4600"/>
           </w:tcPr>
-          <w:p/>
+          <w:p>
+            <w:r/>
+          </w:p>
         </w:tc>
         <w:tc>
           <w:tcPr>
             <w:tcW w:type="dxa" w:w="4300"/>
           </w:tcPr>
-          <w:p/>
+          <w:p>
+            <w:r/>
+          </w:p>
         </w:tc>
         <w:tc>
           <w:tcPr>
             <w:tcW w:type="dxa" w:w="2000"/>
           </w:tcPr>
-          <w:p/>
+          <w:p>
+            <w:r/>
+          </w:p>
         </w:tc>
         <w:tc>
           <w:tcPr>
             <w:tcW w:type="dxa" w:w="1600"/>
           </w:tcPr>
-          <w:p/>
+          <w:p>
+            <w:r/>
+          </w:p>
         </w:tc>
         <w:tc>
           <w:tcPr>
             <w:tcW w:type="dxa" w:w="1000"/>
           </w:tcPr>
-          <w:p/>
+          <w:p>
+            <w:r/>
+          </w:p>
         </w:tc>
       </w:tr>
       <w:tr>
@@ -1878,13 +1623,17 @@
           <w:tcPr>
             <w:tcW w:type="dxa" w:w="2300"/>
           </w:tcPr>
-          <w:p/>
+          <w:p>
+            <w:r/>
+          </w:p>
         </w:tc>
         <w:tc>
           <w:tcPr>
             <w:tcW w:type="dxa" w:w="2100"/>
           </w:tcPr>
-          <w:p/>
+          <w:p>
+            <w:r/>
+          </w:p>
         </w:tc>
         <w:tc>
           <w:tcPr>
@@ -1895,12 +1644,7 @@
               <w:spacing w:after="0" w:before="0"/>
               <w:jc w:val="right"/>
             </w:pPr>
-            <w:r/>
             <w:r>
-              <w:rPr>
-                <w:rFonts w:ascii="Calibri" w:hAnsi="Calibri"/>
-                <w:sz w:val="21"/>
-              </w:rPr>
               <w:t>1</w:t>
             </w:r>
           </w:p>
@@ -1913,13 +1657,8 @@
             <w:pPr>
               <w:spacing w:after="0" w:before="0"/>
             </w:pPr>
-            <w:r/>
             <w:r>
-              <w:rPr>
-                <w:rFonts w:ascii="Calibri" w:hAnsi="Calibri"/>
-                <w:sz w:val="21"/>
-              </w:rPr>
-              <w:t>Click the Offer an order button at the upper- right of Open orders</w:t>
+              <w:t>Click the moon icon at the lower-left of the sidebar</w:t>
             </w:r>
           </w:p>
         </w:tc>
@@ -1931,13 +1670,8 @@
             <w:pPr>
               <w:spacing w:after="0" w:before="0"/>
             </w:pPr>
-            <w:r/>
             <w:r>
-              <w:rPr>
-                <w:rFonts w:ascii="Calibri" w:hAnsi="Calibri"/>
-                <w:sz w:val="21"/>
-              </w:rPr>
-              <w:t>The Offer an order window opens with the supplier's products</w:t>
+              <w:t>The screen turns dark and the moon icon becomes a sun</w:t>
             </w:r>
           </w:p>
         </w:tc>
@@ -1950,12 +1684,6 @@
               <w:spacing w:after="0" w:before="0"/>
             </w:pPr>
             <w:r/>
-            <w:r>
-              <w:rPr>
-                <w:rFonts w:ascii="Calibri" w:hAnsi="Calibri"/>
-                <w:sz w:val="21"/>
-              </w:rPr>
-            </w:r>
           </w:p>
         </w:tc>
         <w:tc>
@@ -1967,12 +1695,6 @@
               <w:spacing w:after="0" w:before="0"/>
             </w:pPr>
             <w:r/>
-            <w:r>
-              <w:rPr>
-                <w:rFonts w:ascii="Calibri" w:hAnsi="Calibri"/>
-                <w:sz w:val="21"/>
-              </w:rPr>
-            </w:r>
           </w:p>
         </w:tc>
         <w:tc>
@@ -1984,12 +1706,6 @@
               <w:spacing w:after="0" w:before="0"/>
             </w:pPr>
             <w:r/>
-            <w:r>
-              <w:rPr>
-                <w:rFonts w:ascii="Calibri" w:hAnsi="Calibri"/>
-                <w:sz w:val="21"/>
-              </w:rPr>
-            </w:r>
           </w:p>
         </w:tc>
       </w:tr>
@@ -1998,13 +1714,17 @@
           <w:tcPr>
             <w:tcW w:type="dxa" w:w="2300"/>
           </w:tcPr>
-          <w:p/>
+          <w:p>
+            <w:r/>
+          </w:p>
         </w:tc>
         <w:tc>
           <w:tcPr>
             <w:tcW w:type="dxa" w:w="2100"/>
           </w:tcPr>
-          <w:p/>
+          <w:p>
+            <w:r/>
+          </w:p>
         </w:tc>
         <w:tc>
           <w:tcPr>
@@ -2015,12 +1735,7 @@
               <w:spacing w:after="0" w:before="0"/>
               <w:jc w:val="right"/>
             </w:pPr>
-            <w:r/>
             <w:r>
-              <w:rPr>
-                <w:rFonts w:ascii="Calibri" w:hAnsi="Calibri"/>
-                <w:sz w:val="21"/>
-              </w:rPr>
               <w:t>2</w:t>
             </w:r>
           </w:p>
@@ -2033,13 +1748,8 @@
             <w:pPr>
               <w:spacing w:after="0" w:before="0"/>
             </w:pPr>
-            <w:r/>
             <w:r>
-              <w:rPr>
-                <w:rFonts w:ascii="Calibri" w:hAnsi="Calibri"/>
-                <w:sz w:val="21"/>
-              </w:rPr>
-              <w:t>Enter the quantity to offer and the delivery date, then click Send offer</w:t>
+              <w:t>Click the sun icon</w:t>
             </w:r>
           </w:p>
         </w:tc>
@@ -2051,13 +1761,8 @@
             <w:pPr>
               <w:spacing w:after="0" w:before="0"/>
             </w:pPr>
-            <w:r/>
             <w:r>
-              <w:rPr>
-                <w:rFonts w:ascii="Calibri" w:hAnsi="Calibri"/>
-                <w:sz w:val="21"/>
-              </w:rPr>
-              <w:t>A message says the offer was sent, and it is listed as waiting for the shop</w:t>
+              <w:t>The screen turns light again and the moon icon comes back</w:t>
             </w:r>
           </w:p>
         </w:tc>
@@ -2070,12 +1775,6 @@
               <w:spacing w:after="0" w:before="0"/>
             </w:pPr>
             <w:r/>
-            <w:r>
-              <w:rPr>
-                <w:rFonts w:ascii="Calibri" w:hAnsi="Calibri"/>
-                <w:sz w:val="21"/>
-              </w:rPr>
-            </w:r>
           </w:p>
         </w:tc>
         <w:tc>
@@ -2087,12 +1786,6 @@
               <w:spacing w:after="0" w:before="0"/>
             </w:pPr>
             <w:r/>
-            <w:r>
-              <w:rPr>
-                <w:rFonts w:ascii="Calibri" w:hAnsi="Calibri"/>
-                <w:sz w:val="21"/>
-              </w:rPr>
-            </w:r>
           </w:p>
         </w:tc>
         <w:tc>
@@ -2104,75 +1797,24 @@
               <w:spacing w:after="0" w:before="0"/>
             </w:pPr>
             <w:r/>
-            <w:r>
-              <w:rPr>
-                <w:rFonts w:ascii="Calibri" w:hAnsi="Calibri"/>
-                <w:sz w:val="21"/>
-              </w:rPr>
-            </w:r>
           </w:p>
         </w:tc>
       </w:tr>
       <w:tr>
         <w:tc>
           <w:tcPr>
-            <w:tcW w:type="dxa" w:w="2300"/>
-          </w:tcPr>
-          <w:p/>
-        </w:tc>
-        <w:tc>
-          <w:tcPr>
-            <w:tcW w:type="dxa" w:w="2100"/>
+            <w:tcW w:type="dxa" w:w="18720"/>
+            <w:gridSpan w:val="8"/>
+            <w:shd w:val="clear" w:color="auto" w:fill="104861"/>
           </w:tcPr>
           <w:p>
             <w:pPr>
               <w:spacing w:after="0" w:before="0"/>
             </w:pPr>
-            <w:r/>
             <w:r>
-              <w:rPr>
-                <w:rFonts w:ascii="Calibri" w:hAnsi="Calibri"/>
-                <w:sz w:val="21"/>
-              </w:rPr>
-              <w:t>Order confirmation</w:t>
+              <w:t>SUPPLIER PORTAL</w:t>
             </w:r>
           </w:p>
-        </w:tc>
-        <w:tc>
-          <w:tcPr>
-            <w:tcW w:type="dxa" w:w="820"/>
-          </w:tcPr>
-          <w:p/>
-        </w:tc>
-        <w:tc>
-          <w:tcPr>
-            <w:tcW w:type="dxa" w:w="4600"/>
-          </w:tcPr>
-          <w:p/>
-        </w:tc>
-        <w:tc>
-          <w:tcPr>
-            <w:tcW w:type="dxa" w:w="4300"/>
-          </w:tcPr>
-          <w:p/>
-        </w:tc>
-        <w:tc>
-          <w:tcPr>
-            <w:tcW w:type="dxa" w:w="2000"/>
-          </w:tcPr>
-          <w:p/>
-        </w:tc>
-        <w:tc>
-          <w:tcPr>
-            <w:tcW w:type="dxa" w:w="1600"/>
-          </w:tcPr>
-          <w:p/>
-        </w:tc>
-        <w:tc>
-          <w:tcPr>
-            <w:tcW w:type="dxa" w:w="1000"/>
-          </w:tcPr>
-          <w:p/>
         </w:tc>
       </w:tr>
       <w:tr>
@@ -2180,13 +1822,88 @@
           <w:tcPr>
             <w:tcW w:type="dxa" w:w="2300"/>
           </w:tcPr>
-          <w:p/>
+          <w:p>
+            <w:r/>
+          </w:p>
         </w:tc>
         <w:tc>
           <w:tcPr>
             <w:tcW w:type="dxa" w:w="2100"/>
           </w:tcPr>
-          <w:p/>
+          <w:p>
+            <w:pPr>
+              <w:spacing w:after="0" w:before="0"/>
+            </w:pPr>
+            <w:r>
+              <w:t>Portal overview</w:t>
+            </w:r>
+          </w:p>
+        </w:tc>
+        <w:tc>
+          <w:tcPr>
+            <w:tcW w:type="dxa" w:w="820"/>
+          </w:tcPr>
+          <w:p>
+            <w:r/>
+          </w:p>
+        </w:tc>
+        <w:tc>
+          <w:tcPr>
+            <w:tcW w:type="dxa" w:w="4600"/>
+          </w:tcPr>
+          <w:p>
+            <w:r/>
+          </w:p>
+        </w:tc>
+        <w:tc>
+          <w:tcPr>
+            <w:tcW w:type="dxa" w:w="4300"/>
+          </w:tcPr>
+          <w:p>
+            <w:r/>
+          </w:p>
+        </w:tc>
+        <w:tc>
+          <w:tcPr>
+            <w:tcW w:type="dxa" w:w="2000"/>
+          </w:tcPr>
+          <w:p>
+            <w:r/>
+          </w:p>
+        </w:tc>
+        <w:tc>
+          <w:tcPr>
+            <w:tcW w:type="dxa" w:w="1600"/>
+          </w:tcPr>
+          <w:p>
+            <w:r/>
+          </w:p>
+        </w:tc>
+        <w:tc>
+          <w:tcPr>
+            <w:tcW w:type="dxa" w:w="1000"/>
+          </w:tcPr>
+          <w:p>
+            <w:r/>
+          </w:p>
+        </w:tc>
+      </w:tr>
+      <w:tr>
+        <w:tc>
+          <w:tcPr>
+            <w:tcW w:type="dxa" w:w="2300"/>
+          </w:tcPr>
+          <w:p>
+            <w:r/>
+          </w:p>
+        </w:tc>
+        <w:tc>
+          <w:tcPr>
+            <w:tcW w:type="dxa" w:w="2100"/>
+          </w:tcPr>
+          <w:p>
+            <w:r/>
+          </w:p>
         </w:tc>
         <w:tc>
           <w:tcPr>
@@ -2197,12 +1914,7 @@
               <w:spacing w:after="0" w:before="0"/>
               <w:jc w:val="right"/>
             </w:pPr>
-            <w:r/>
             <w:r>
-              <w:rPr>
-                <w:rFonts w:ascii="Calibri" w:hAnsi="Calibri"/>
-                <w:sz w:val="21"/>
-              </w:rPr>
               <w:t>1</w:t>
             </w:r>
           </w:p>
@@ -2215,13 +1927,8 @@
             <w:pPr>
               <w:spacing w:after="0" w:before="0"/>
             </w:pPr>
-            <w:r/>
             <w:r>
-              <w:rPr>
-                <w:rFonts w:ascii="Calibri" w:hAnsi="Calibri"/>
-                <w:sz w:val="21"/>
-              </w:rPr>
-              <w:t>Click the red Confirm order button on an order waiting for confirmation</w:t>
+              <w:t>Sign in as Supplier and look at the top of the portal</w:t>
             </w:r>
           </w:p>
         </w:tc>
@@ -2233,13 +1940,8 @@
             <w:pPr>
               <w:spacing w:after="0" w:before="0"/>
             </w:pPr>
-            <w:r/>
             <w:r>
-              <w:rPr>
-                <w:rFonts w:ascii="Calibri" w:hAnsi="Calibri"/>
-                <w:sz w:val="21"/>
-              </w:rPr>
-              <w:t>A window asks for the delivery date and the quantities to send</w:t>
+              <w:t>Four figures are shown: Waiting for you (to confirm), To ship, On the way and Your rating, then the tabs Open orders, Payments, Products, Rating, Past orders and My details</w:t>
             </w:r>
           </w:p>
         </w:tc>
@@ -2252,12 +1954,6 @@
               <w:spacing w:after="0" w:before="0"/>
             </w:pPr>
             <w:r/>
-            <w:r>
-              <w:rPr>
-                <w:rFonts w:ascii="Calibri" w:hAnsi="Calibri"/>
-                <w:sz w:val="21"/>
-              </w:rPr>
-            </w:r>
           </w:p>
         </w:tc>
         <w:tc>
@@ -2269,12 +1965,6 @@
               <w:spacing w:after="0" w:before="0"/>
             </w:pPr>
             <w:r/>
-            <w:r>
-              <w:rPr>
-                <w:rFonts w:ascii="Calibri" w:hAnsi="Calibri"/>
-                <w:sz w:val="21"/>
-              </w:rPr>
-            </w:r>
           </w:p>
         </w:tc>
         <w:tc>
@@ -2286,12 +1976,6 @@
               <w:spacing w:after="0" w:before="0"/>
             </w:pPr>
             <w:r/>
-            <w:r>
-              <w:rPr>
-                <w:rFonts w:ascii="Calibri" w:hAnsi="Calibri"/>
-                <w:sz w:val="21"/>
-              </w:rPr>
-            </w:r>
           </w:p>
         </w:tc>
       </w:tr>
@@ -2300,13 +1984,17 @@
           <w:tcPr>
             <w:tcW w:type="dxa" w:w="2300"/>
           </w:tcPr>
-          <w:p/>
+          <w:p>
+            <w:r/>
+          </w:p>
         </w:tc>
         <w:tc>
           <w:tcPr>
             <w:tcW w:type="dxa" w:w="2100"/>
           </w:tcPr>
-          <w:p/>
+          <w:p>
+            <w:r/>
+          </w:p>
         </w:tc>
         <w:tc>
           <w:tcPr>
@@ -2317,12 +2005,7 @@
               <w:spacing w:after="0" w:before="0"/>
               <w:jc w:val="right"/>
             </w:pPr>
-            <w:r/>
             <w:r>
-              <w:rPr>
-                <w:rFonts w:ascii="Calibri" w:hAnsi="Calibri"/>
-                <w:sz w:val="21"/>
-              </w:rPr>
               <w:t>2</w:t>
             </w:r>
           </w:p>
@@ -2335,13 +2018,8 @@
             <w:pPr>
               <w:spacing w:after="0" w:before="0"/>
             </w:pPr>
-            <w:r/>
             <w:r>
-              <w:rPr>
-                <w:rFonts w:ascii="Calibri" w:hAnsi="Calibri"/>
-                <w:sz w:val="21"/>
-              </w:rPr>
-              <w:t>Choose the delivery date, check the quantities, then click Confirm order</w:t>
+              <w:t>Look at the numbers on the tabs</w:t>
             </w:r>
           </w:p>
         </w:tc>
@@ -2353,13 +2031,8 @@
             <w:pPr>
               <w:spacing w:after="0" w:before="0"/>
             </w:pPr>
-            <w:r/>
             <w:r>
-              <w:rPr>
-                <w:rFonts w:ascii="Calibri" w:hAnsi="Calibri"/>
-                <w:sz w:val="21"/>
-              </w:rPr>
-              <w:t>"Order confirmed." is shown and the order is marked confirmed</w:t>
+              <w:t>Each says what it counts: Open orders shows the orders that need you (example: 3 to do), Payments the unpaid ones (example: 1 unpaid) and Products those running low at the shop (example: 5 low)</w:t>
             </w:r>
           </w:p>
         </w:tc>
@@ -2372,12 +2045,6 @@
               <w:spacing w:after="0" w:before="0"/>
             </w:pPr>
             <w:r/>
-            <w:r>
-              <w:rPr>
-                <w:rFonts w:ascii="Calibri" w:hAnsi="Calibri"/>
-                <w:sz w:val="21"/>
-              </w:rPr>
-            </w:r>
           </w:p>
         </w:tc>
         <w:tc>
@@ -2389,12 +2056,6 @@
               <w:spacing w:after="0" w:before="0"/>
             </w:pPr>
             <w:r/>
-            <w:r>
-              <w:rPr>
-                <w:rFonts w:ascii="Calibri" w:hAnsi="Calibri"/>
-                <w:sz w:val="21"/>
-              </w:rPr>
-            </w:r>
           </w:p>
         </w:tc>
         <w:tc>
@@ -2406,12 +2067,6 @@
               <w:spacing w:after="0" w:before="0"/>
             </w:pPr>
             <w:r/>
-            <w:r>
-              <w:rPr>
-                <w:rFonts w:ascii="Calibri" w:hAnsi="Calibri"/>
-                <w:sz w:val="21"/>
-              </w:rPr>
-            </w:r>
           </w:p>
         </w:tc>
       </w:tr>
@@ -2420,7 +2075,9 @@
           <w:tcPr>
             <w:tcW w:type="dxa" w:w="2300"/>
           </w:tcPr>
-          <w:p/>
+          <w:p>
+            <w:r/>
+          </w:p>
         </w:tc>
         <w:tc>
           <w:tcPr>
@@ -2430,13 +2087,8 @@
             <w:pPr>
               <w:spacing w:after="0" w:before="0"/>
             </w:pPr>
-            <w:r/>
             <w:r>
-              <w:rPr>
-                <w:rFonts w:ascii="Calibri" w:hAnsi="Calibri"/>
-                <w:sz w:val="21"/>
-              </w:rPr>
-              <w:t>Delivery date</w:t>
+              <w:t>Order offer</w:t>
             </w:r>
           </w:p>
         </w:tc>
@@ -2444,37 +2096,49 @@
           <w:tcPr>
             <w:tcW w:type="dxa" w:w="820"/>
           </w:tcPr>
-          <w:p/>
+          <w:p>
+            <w:r/>
+          </w:p>
         </w:tc>
         <w:tc>
           <w:tcPr>
             <w:tcW w:type="dxa" w:w="4600"/>
           </w:tcPr>
-          <w:p/>
+          <w:p>
+            <w:r/>
+          </w:p>
         </w:tc>
         <w:tc>
           <w:tcPr>
             <w:tcW w:type="dxa" w:w="4300"/>
           </w:tcPr>
-          <w:p/>
+          <w:p>
+            <w:r/>
+          </w:p>
         </w:tc>
         <w:tc>
           <w:tcPr>
             <w:tcW w:type="dxa" w:w="2000"/>
           </w:tcPr>
-          <w:p/>
+          <w:p>
+            <w:r/>
+          </w:p>
         </w:tc>
         <w:tc>
           <w:tcPr>
             <w:tcW w:type="dxa" w:w="1600"/>
           </w:tcPr>
-          <w:p/>
+          <w:p>
+            <w:r/>
+          </w:p>
         </w:tc>
         <w:tc>
           <w:tcPr>
             <w:tcW w:type="dxa" w:w="1000"/>
           </w:tcPr>
-          <w:p/>
+          <w:p>
+            <w:r/>
+          </w:p>
         </w:tc>
       </w:tr>
       <w:tr>
@@ -2482,13 +2146,17 @@
           <w:tcPr>
             <w:tcW w:type="dxa" w:w="2300"/>
           </w:tcPr>
-          <w:p/>
+          <w:p>
+            <w:r/>
+          </w:p>
         </w:tc>
         <w:tc>
           <w:tcPr>
             <w:tcW w:type="dxa" w:w="2100"/>
           </w:tcPr>
-          <w:p/>
+          <w:p>
+            <w:r/>
+          </w:p>
         </w:tc>
         <w:tc>
           <w:tcPr>
@@ -2499,12 +2167,7 @@
               <w:spacing w:after="0" w:before="0"/>
               <w:jc w:val="right"/>
             </w:pPr>
-            <w:r/>
             <w:r>
-              <w:rPr>
-                <w:rFonts w:ascii="Calibri" w:hAnsi="Calibri"/>
-                <w:sz w:val="21"/>
-              </w:rPr>
               <w:t>1</w:t>
             </w:r>
           </w:p>
@@ -2517,13 +2180,8 @@
             <w:pPr>
               <w:spacing w:after="0" w:before="0"/>
             </w:pPr>
-            <w:r/>
             <w:r>
-              <w:rPr>
-                <w:rFonts w:ascii="Calibri" w:hAnsi="Calibri"/>
-                <w:sz w:val="21"/>
-              </w:rPr>
-              <w:t>Click Change delivery date, choose the new date, type the reason, then click Save new date</w:t>
+              <w:t>On the Open orders tab, click the Offer an order button at the upper-right</w:t>
             </w:r>
           </w:p>
         </w:tc>
@@ -2535,13 +2193,8 @@
             <w:pPr>
               <w:spacing w:after="0" w:before="0"/>
             </w:pPr>
-            <w:r/>
             <w:r>
-              <w:rPr>
-                <w:rFonts w:ascii="Calibri" w:hAnsi="Calibri"/>
-                <w:sz w:val="21"/>
-              </w:rPr>
-              <w:t>"Delivery date updated." is shown with the new date</w:t>
+              <w:t>The Offer an order window opens with the supplier's products</w:t>
             </w:r>
           </w:p>
         </w:tc>
@@ -2554,12 +2207,6 @@
               <w:spacing w:after="0" w:before="0"/>
             </w:pPr>
             <w:r/>
-            <w:r>
-              <w:rPr>
-                <w:rFonts w:ascii="Calibri" w:hAnsi="Calibri"/>
-                <w:sz w:val="21"/>
-              </w:rPr>
-            </w:r>
           </w:p>
         </w:tc>
         <w:tc>
@@ -2571,12 +2218,6 @@
               <w:spacing w:after="0" w:before="0"/>
             </w:pPr>
             <w:r/>
-            <w:r>
-              <w:rPr>
-                <w:rFonts w:ascii="Calibri" w:hAnsi="Calibri"/>
-                <w:sz w:val="21"/>
-              </w:rPr>
-            </w:r>
           </w:p>
         </w:tc>
         <w:tc>
@@ -2588,12 +2229,6 @@
               <w:spacing w:after="0" w:before="0"/>
             </w:pPr>
             <w:r/>
-            <w:r>
-              <w:rPr>
-                <w:rFonts w:ascii="Calibri" w:hAnsi="Calibri"/>
-                <w:sz w:val="21"/>
-              </w:rPr>
-            </w:r>
           </w:p>
         </w:tc>
       </w:tr>
@@ -2602,75 +2237,17 @@
           <w:tcPr>
             <w:tcW w:type="dxa" w:w="2300"/>
           </w:tcPr>
-          <w:p/>
+          <w:p>
+            <w:r/>
+          </w:p>
         </w:tc>
         <w:tc>
           <w:tcPr>
             <w:tcW w:type="dxa" w:w="2100"/>
           </w:tcPr>
           <w:p>
-            <w:pPr>
-              <w:spacing w:after="0" w:before="0"/>
-            </w:pPr>
-            <w:r/>
-            <w:r>
-              <w:rPr>
-                <w:rFonts w:ascii="Calibri" w:hAnsi="Calibri"/>
-                <w:sz w:val="21"/>
-              </w:rPr>
-              <w:t>Shipping</w:t>
-            </w:r>
-          </w:p>
-        </w:tc>
-        <w:tc>
-          <w:tcPr>
-            <w:tcW w:type="dxa" w:w="820"/>
-          </w:tcPr>
-          <w:p/>
-        </w:tc>
-        <w:tc>
-          <w:tcPr>
-            <w:tcW w:type="dxa" w:w="4600"/>
-          </w:tcPr>
-          <w:p/>
-        </w:tc>
-        <w:tc>
-          <w:tcPr>
-            <w:tcW w:type="dxa" w:w="4300"/>
-          </w:tcPr>
-          <w:p/>
-        </w:tc>
-        <w:tc>
-          <w:tcPr>
-            <w:tcW w:type="dxa" w:w="2000"/>
-          </w:tcPr>
-          <w:p/>
-        </w:tc>
-        <w:tc>
-          <w:tcPr>
-            <w:tcW w:type="dxa" w:w="1600"/>
-          </w:tcPr>
-          <w:p/>
-        </w:tc>
-        <w:tc>
-          <w:tcPr>
-            <w:tcW w:type="dxa" w:w="1000"/>
-          </w:tcPr>
-          <w:p/>
-        </w:tc>
-      </w:tr>
-      <w:tr>
-        <w:tc>
-          <w:tcPr>
-            <w:tcW w:type="dxa" w:w="2300"/>
-          </w:tcPr>
-          <w:p/>
-        </w:tc>
-        <w:tc>
-          <w:tcPr>
-            <w:tcW w:type="dxa" w:w="2100"/>
-          </w:tcPr>
-          <w:p/>
+            <w:r/>
+          </w:p>
         </w:tc>
         <w:tc>
           <w:tcPr>
@@ -2681,13 +2258,8 @@
               <w:spacing w:after="0" w:before="0"/>
               <w:jc w:val="right"/>
             </w:pPr>
-            <w:r/>
             <w:r>
-              <w:rPr>
-                <w:rFonts w:ascii="Calibri" w:hAnsi="Calibri"/>
-                <w:sz w:val="21"/>
-              </w:rPr>
-              <w:t>1</w:t>
+              <w:t>2</w:t>
             </w:r>
           </w:p>
         </w:tc>
@@ -2699,13 +2271,8 @@
             <w:pPr>
               <w:spacing w:after="0" w:before="0"/>
             </w:pPr>
-            <w:r/>
             <w:r>
-              <w:rPr>
-                <w:rFonts w:ascii="Calibri" w:hAnsi="Calibri"/>
-                <w:sz w:val="21"/>
-              </w:rPr>
-              <w:t>Click the red Mark as shipped button on a confirmed order</w:t>
+              <w:t>Enter the quantity to offer and the delivery date, then click Send offer</w:t>
             </w:r>
           </w:p>
         </w:tc>
@@ -2717,13 +2284,8 @@
             <w:pPr>
               <w:spacing w:after="0" w:before="0"/>
             </w:pPr>
-            <w:r/>
             <w:r>
-              <w:rPr>
-                <w:rFonts w:ascii="Calibri" w:hAnsi="Calibri"/>
-                <w:sz w:val="21"/>
-              </w:rPr>
-              <w:t>A window asks for the delivery receipt number</w:t>
+              <w:t>A message says the offer was sent, and it is listed as waiting for the shop</w:t>
             </w:r>
           </w:p>
         </w:tc>
@@ -2736,12 +2298,6 @@
               <w:spacing w:after="0" w:before="0"/>
             </w:pPr>
             <w:r/>
-            <w:r>
-              <w:rPr>
-                <w:rFonts w:ascii="Calibri" w:hAnsi="Calibri"/>
-                <w:sz w:val="21"/>
-              </w:rPr>
-            </w:r>
           </w:p>
         </w:tc>
         <w:tc>
@@ -2753,12 +2309,6 @@
               <w:spacing w:after="0" w:before="0"/>
             </w:pPr>
             <w:r/>
-            <w:r>
-              <w:rPr>
-                <w:rFonts w:ascii="Calibri" w:hAnsi="Calibri"/>
-                <w:sz w:val="21"/>
-              </w:rPr>
-            </w:r>
           </w:p>
         </w:tc>
         <w:tc>
@@ -2770,12 +2320,6 @@
               <w:spacing w:after="0" w:before="0"/>
             </w:pPr>
             <w:r/>
-            <w:r>
-              <w:rPr>
-                <w:rFonts w:ascii="Calibri" w:hAnsi="Calibri"/>
-                <w:sz w:val="21"/>
-              </w:rPr>
-            </w:r>
           </w:p>
         </w:tc>
       </w:tr>
@@ -2784,13 +2328,88 @@
           <w:tcPr>
             <w:tcW w:type="dxa" w:w="2300"/>
           </w:tcPr>
-          <w:p/>
+          <w:p>
+            <w:r/>
+          </w:p>
         </w:tc>
         <w:tc>
           <w:tcPr>
             <w:tcW w:type="dxa" w:w="2100"/>
           </w:tcPr>
-          <w:p/>
+          <w:p>
+            <w:pPr>
+              <w:spacing w:after="0" w:before="0"/>
+            </w:pPr>
+            <w:r>
+              <w:t>Order confirmation</w:t>
+            </w:r>
+          </w:p>
+        </w:tc>
+        <w:tc>
+          <w:tcPr>
+            <w:tcW w:type="dxa" w:w="820"/>
+          </w:tcPr>
+          <w:p>
+            <w:r/>
+          </w:p>
+        </w:tc>
+        <w:tc>
+          <w:tcPr>
+            <w:tcW w:type="dxa" w:w="4600"/>
+          </w:tcPr>
+          <w:p>
+            <w:r/>
+          </w:p>
+        </w:tc>
+        <w:tc>
+          <w:tcPr>
+            <w:tcW w:type="dxa" w:w="4300"/>
+          </w:tcPr>
+          <w:p>
+            <w:r/>
+          </w:p>
+        </w:tc>
+        <w:tc>
+          <w:tcPr>
+            <w:tcW w:type="dxa" w:w="2000"/>
+          </w:tcPr>
+          <w:p>
+            <w:r/>
+          </w:p>
+        </w:tc>
+        <w:tc>
+          <w:tcPr>
+            <w:tcW w:type="dxa" w:w="1600"/>
+          </w:tcPr>
+          <w:p>
+            <w:r/>
+          </w:p>
+        </w:tc>
+        <w:tc>
+          <w:tcPr>
+            <w:tcW w:type="dxa" w:w="1000"/>
+          </w:tcPr>
+          <w:p>
+            <w:r/>
+          </w:p>
+        </w:tc>
+      </w:tr>
+      <w:tr>
+        <w:tc>
+          <w:tcPr>
+            <w:tcW w:type="dxa" w:w="2300"/>
+          </w:tcPr>
+          <w:p>
+            <w:r/>
+          </w:p>
+        </w:tc>
+        <w:tc>
+          <w:tcPr>
+            <w:tcW w:type="dxa" w:w="2100"/>
+          </w:tcPr>
+          <w:p>
+            <w:r/>
+          </w:p>
         </w:tc>
         <w:tc>
           <w:tcPr>
@@ -2801,13 +2420,8 @@
               <w:spacing w:after="0" w:before="0"/>
               <w:jc w:val="right"/>
             </w:pPr>
-            <w:r/>
             <w:r>
-              <w:rPr>
-                <w:rFonts w:ascii="Calibri" w:hAnsi="Calibri"/>
-                <w:sz w:val="21"/>
-              </w:rPr>
-              <w:t>2</w:t>
+              <w:t>1</w:t>
             </w:r>
           </w:p>
         </w:tc>
@@ -2819,13 +2433,8 @@
             <w:pPr>
               <w:spacing w:after="0" w:before="0"/>
             </w:pPr>
-            <w:r/>
             <w:r>
-              <w:rPr>
-                <w:rFonts w:ascii="Calibri" w:hAnsi="Calibri"/>
-                <w:sz w:val="21"/>
-              </w:rPr>
-              <w:t>Enter the receipt number (example: DR-10452), then click Mark as shipped</w:t>
+              <w:t>Click the red Confirm order button on an order waiting for confirmation</w:t>
             </w:r>
           </w:p>
         </w:tc>
@@ -2837,13 +2446,8 @@
             <w:pPr>
               <w:spacing w:after="0" w:before="0"/>
             </w:pPr>
-            <w:r/>
             <w:r>
-              <w:rPr>
-                <w:rFonts w:ascii="Calibri" w:hAnsi="Calibri"/>
-                <w:sz w:val="21"/>
-              </w:rPr>
-              <w:t>"Order marked as shipped." is shown and the order is marked Shipped</w:t>
+              <w:t>A window asks for the delivery date and the quantities to send</w:t>
             </w:r>
           </w:p>
         </w:tc>
@@ -2856,12 +2460,6 @@
               <w:spacing w:after="0" w:before="0"/>
             </w:pPr>
             <w:r/>
-            <w:r>
-              <w:rPr>
-                <w:rFonts w:ascii="Calibri" w:hAnsi="Calibri"/>
-                <w:sz w:val="21"/>
-              </w:rPr>
-            </w:r>
           </w:p>
         </w:tc>
         <w:tc>
@@ -2873,12 +2471,6 @@
               <w:spacing w:after="0" w:before="0"/>
             </w:pPr>
             <w:r/>
-            <w:r>
-              <w:rPr>
-                <w:rFonts w:ascii="Calibri" w:hAnsi="Calibri"/>
-                <w:sz w:val="21"/>
-              </w:rPr>
-            </w:r>
           </w:p>
         </w:tc>
         <w:tc>
@@ -2890,12 +2482,6 @@
               <w:spacing w:after="0" w:before="0"/>
             </w:pPr>
             <w:r/>
-            <w:r>
-              <w:rPr>
-                <w:rFonts w:ascii="Calibri" w:hAnsi="Calibri"/>
-                <w:sz w:val="21"/>
-              </w:rPr>
-            </w:r>
           </w:p>
         </w:tc>
       </w:tr>
@@ -2904,75 +2490,17 @@
           <w:tcPr>
             <w:tcW w:type="dxa" w:w="2300"/>
           </w:tcPr>
-          <w:p/>
+          <w:p>
+            <w:r/>
+          </w:p>
         </w:tc>
         <w:tc>
           <w:tcPr>
             <w:tcW w:type="dxa" w:w="2100"/>
           </w:tcPr>
           <w:p>
-            <w:pPr>
-              <w:spacing w:after="0" w:before="0"/>
-            </w:pPr>
-            <w:r/>
-            <w:r>
-              <w:rPr>
-                <w:rFonts w:ascii="Calibri" w:hAnsi="Calibri"/>
-                <w:sz w:val="21"/>
-              </w:rPr>
-              <w:t>Order notes</w:t>
-            </w:r>
-          </w:p>
-        </w:tc>
-        <w:tc>
-          <w:tcPr>
-            <w:tcW w:type="dxa" w:w="820"/>
-          </w:tcPr>
-          <w:p/>
-        </w:tc>
-        <w:tc>
-          <w:tcPr>
-            <w:tcW w:type="dxa" w:w="4600"/>
-          </w:tcPr>
-          <w:p/>
-        </w:tc>
-        <w:tc>
-          <w:tcPr>
-            <w:tcW w:type="dxa" w:w="4300"/>
-          </w:tcPr>
-          <w:p/>
-        </w:tc>
-        <w:tc>
-          <w:tcPr>
-            <w:tcW w:type="dxa" w:w="2000"/>
-          </w:tcPr>
-          <w:p/>
-        </w:tc>
-        <w:tc>
-          <w:tcPr>
-            <w:tcW w:type="dxa" w:w="1600"/>
-          </w:tcPr>
-          <w:p/>
-        </w:tc>
-        <w:tc>
-          <w:tcPr>
-            <w:tcW w:type="dxa" w:w="1000"/>
-          </w:tcPr>
-          <w:p/>
-        </w:tc>
-      </w:tr>
-      <w:tr>
-        <w:tc>
-          <w:tcPr>
-            <w:tcW w:type="dxa" w:w="2300"/>
-          </w:tcPr>
-          <w:p/>
-        </w:tc>
-        <w:tc>
-          <w:tcPr>
-            <w:tcW w:type="dxa" w:w="2100"/>
-          </w:tcPr>
-          <w:p/>
+            <w:r/>
+          </w:p>
         </w:tc>
         <w:tc>
           <w:tcPr>
@@ -2983,13 +2511,8 @@
               <w:spacing w:after="0" w:before="0"/>
               <w:jc w:val="right"/>
             </w:pPr>
-            <w:r/>
             <w:r>
-              <w:rPr>
-                <w:rFonts w:ascii="Calibri" w:hAnsi="Calibri"/>
-                <w:sz w:val="21"/>
-              </w:rPr>
-              <w:t>1</w:t>
+              <w:t>2</w:t>
             </w:r>
           </w:p>
         </w:tc>
@@ -3001,13 +2524,8 @@
             <w:pPr>
               <w:spacing w:after="0" w:before="0"/>
             </w:pPr>
-            <w:r/>
             <w:r>
-              <w:rPr>
-                <w:rFonts w:ascii="Calibri" w:hAnsi="Calibri"/>
-                <w:sz w:val="21"/>
-              </w:rPr>
-              <w:t>Click Notes on an order, type a note, then click Send</w:t>
+              <w:t>Choose the delivery date, check the quantities, then click Confirm order</w:t>
             </w:r>
           </w:p>
         </w:tc>
@@ -3019,13 +2537,8 @@
             <w:pPr>
               <w:spacing w:after="0" w:before="0"/>
             </w:pPr>
-            <w:r/>
             <w:r>
-              <w:rPr>
-                <w:rFonts w:ascii="Calibri" w:hAnsi="Calibri"/>
-                <w:sz w:val="21"/>
-              </w:rPr>
-              <w:t>The note is added under the order and the shop can read it</w:t>
+              <w:t>"Order confirmed." is shown and the order's progress line ticks Confirmed</w:t>
             </w:r>
           </w:p>
         </w:tc>
@@ -3038,12 +2551,6 @@
               <w:spacing w:after="0" w:before="0"/>
             </w:pPr>
             <w:r/>
-            <w:r>
-              <w:rPr>
-                <w:rFonts w:ascii="Calibri" w:hAnsi="Calibri"/>
-                <w:sz w:val="21"/>
-              </w:rPr>
-            </w:r>
           </w:p>
         </w:tc>
         <w:tc>
@@ -3055,12 +2562,6 @@
               <w:spacing w:after="0" w:before="0"/>
             </w:pPr>
             <w:r/>
-            <w:r>
-              <w:rPr>
-                <w:rFonts w:ascii="Calibri" w:hAnsi="Calibri"/>
-                <w:sz w:val="21"/>
-              </w:rPr>
-            </w:r>
           </w:p>
         </w:tc>
         <w:tc>
@@ -3072,12 +2573,6 @@
               <w:spacing w:after="0" w:before="0"/>
             </w:pPr>
             <w:r/>
-            <w:r>
-              <w:rPr>
-                <w:rFonts w:ascii="Calibri" w:hAnsi="Calibri"/>
-                <w:sz w:val="21"/>
-              </w:rPr>
-            </w:r>
           </w:p>
         </w:tc>
       </w:tr>
@@ -3086,7 +2581,9 @@
           <w:tcPr>
             <w:tcW w:type="dxa" w:w="2300"/>
           </w:tcPr>
-          <w:p/>
+          <w:p>
+            <w:r/>
+          </w:p>
         </w:tc>
         <w:tc>
           <w:tcPr>
@@ -3096,13 +2593,8 @@
             <w:pPr>
               <w:spacing w:after="0" w:before="0"/>
             </w:pPr>
-            <w:r/>
             <w:r>
-              <w:rPr>
-                <w:rFonts w:ascii="Calibri" w:hAnsi="Calibri"/>
-                <w:sz w:val="21"/>
-              </w:rPr>
-              <w:t>Payments</w:t>
+              <w:t>Shipping</w:t>
             </w:r>
           </w:p>
         </w:tc>
@@ -3110,37 +2602,49 @@
           <w:tcPr>
             <w:tcW w:type="dxa" w:w="820"/>
           </w:tcPr>
-          <w:p/>
+          <w:p>
+            <w:r/>
+          </w:p>
         </w:tc>
         <w:tc>
           <w:tcPr>
             <w:tcW w:type="dxa" w:w="4600"/>
           </w:tcPr>
-          <w:p/>
+          <w:p>
+            <w:r/>
+          </w:p>
         </w:tc>
         <w:tc>
           <w:tcPr>
             <w:tcW w:type="dxa" w:w="4300"/>
           </w:tcPr>
-          <w:p/>
+          <w:p>
+            <w:r/>
+          </w:p>
         </w:tc>
         <w:tc>
           <w:tcPr>
             <w:tcW w:type="dxa" w:w="2000"/>
           </w:tcPr>
-          <w:p/>
+          <w:p>
+            <w:r/>
+          </w:p>
         </w:tc>
         <w:tc>
           <w:tcPr>
             <w:tcW w:type="dxa" w:w="1600"/>
           </w:tcPr>
-          <w:p/>
+          <w:p>
+            <w:r/>
+          </w:p>
         </w:tc>
         <w:tc>
           <w:tcPr>
             <w:tcW w:type="dxa" w:w="1000"/>
           </w:tcPr>
-          <w:p/>
+          <w:p>
+            <w:r/>
+          </w:p>
         </w:tc>
       </w:tr>
       <w:tr>
@@ -3148,13 +2652,17 @@
           <w:tcPr>
             <w:tcW w:type="dxa" w:w="2300"/>
           </w:tcPr>
-          <w:p/>
+          <w:p>
+            <w:r/>
+          </w:p>
         </w:tc>
         <w:tc>
           <w:tcPr>
             <w:tcW w:type="dxa" w:w="2100"/>
           </w:tcPr>
-          <w:p/>
+          <w:p>
+            <w:r/>
+          </w:p>
         </w:tc>
         <w:tc>
           <w:tcPr>
@@ -3165,12 +2673,7 @@
               <w:spacing w:after="0" w:before="0"/>
               <w:jc w:val="right"/>
             </w:pPr>
-            <w:r/>
             <w:r>
-              <w:rPr>
-                <w:rFonts w:ascii="Calibri" w:hAnsi="Calibri"/>
-                <w:sz w:val="21"/>
-              </w:rPr>
               <w:t>1</w:t>
             </w:r>
           </w:p>
@@ -3183,13 +2686,8 @@
             <w:pPr>
               <w:spacing w:after="0" w:before="0"/>
             </w:pPr>
-            <w:r/>
             <w:r>
-              <w:rPr>
-                <w:rFonts w:ascii="Calibri" w:hAnsi="Calibri"/>
-                <w:sz w:val="21"/>
-              </w:rPr>
-              <w:t>Look at the Payments list</w:t>
+              <w:t>Click the red Mark as shipped button on a confirmed order</w:t>
             </w:r>
           </w:p>
         </w:tc>
@@ -3201,13 +2699,8 @@
             <w:pPr>
               <w:spacing w:after="0" w:before="0"/>
             </w:pPr>
-            <w:r/>
             <w:r>
-              <w:rPr>
-                <w:rFonts w:ascii="Calibri" w:hAnsi="Calibri"/>
-                <w:sz w:val="21"/>
-              </w:rPr>
-              <w:t>The delivered orders that the shop has not paid yet are listed with the amount and due date</w:t>
+              <w:t>A window asks for the delivery receipt number</w:t>
             </w:r>
           </w:p>
         </w:tc>
@@ -3220,12 +2713,6 @@
               <w:spacing w:after="0" w:before="0"/>
             </w:pPr>
             <w:r/>
-            <w:r>
-              <w:rPr>
-                <w:rFonts w:ascii="Calibri" w:hAnsi="Calibri"/>
-                <w:sz w:val="21"/>
-              </w:rPr>
-            </w:r>
           </w:p>
         </w:tc>
         <w:tc>
@@ -3237,12 +2724,6 @@
               <w:spacing w:after="0" w:before="0"/>
             </w:pPr>
             <w:r/>
-            <w:r>
-              <w:rPr>
-                <w:rFonts w:ascii="Calibri" w:hAnsi="Calibri"/>
-                <w:sz w:val="21"/>
-              </w:rPr>
-            </w:r>
           </w:p>
         </w:tc>
         <w:tc>
@@ -3254,12 +2735,6 @@
               <w:spacing w:after="0" w:before="0"/>
             </w:pPr>
             <w:r/>
-            <w:r>
-              <w:rPr>
-                <w:rFonts w:ascii="Calibri" w:hAnsi="Calibri"/>
-                <w:sz w:val="21"/>
-              </w:rPr>
-            </w:r>
           </w:p>
         </w:tc>
       </w:tr>
@@ -3268,75 +2743,17 @@
           <w:tcPr>
             <w:tcW w:type="dxa" w:w="2300"/>
           </w:tcPr>
-          <w:p/>
+          <w:p>
+            <w:r/>
+          </w:p>
         </w:tc>
         <w:tc>
           <w:tcPr>
             <w:tcW w:type="dxa" w:w="2100"/>
           </w:tcPr>
           <w:p>
-            <w:pPr>
-              <w:spacing w:after="0" w:before="0"/>
-            </w:pPr>
-            <w:r/>
-            <w:r>
-              <w:rPr>
-                <w:rFonts w:ascii="Calibri" w:hAnsi="Calibri"/>
-                <w:sz w:val="21"/>
-              </w:rPr>
-              <w:t>Price changes</w:t>
-            </w:r>
-          </w:p>
-        </w:tc>
-        <w:tc>
-          <w:tcPr>
-            <w:tcW w:type="dxa" w:w="820"/>
-          </w:tcPr>
-          <w:p/>
-        </w:tc>
-        <w:tc>
-          <w:tcPr>
-            <w:tcW w:type="dxa" w:w="4600"/>
-          </w:tcPr>
-          <w:p/>
-        </w:tc>
-        <w:tc>
-          <w:tcPr>
-            <w:tcW w:type="dxa" w:w="4300"/>
-          </w:tcPr>
-          <w:p/>
-        </w:tc>
-        <w:tc>
-          <w:tcPr>
-            <w:tcW w:type="dxa" w:w="2000"/>
-          </w:tcPr>
-          <w:p/>
-        </w:tc>
-        <w:tc>
-          <w:tcPr>
-            <w:tcW w:type="dxa" w:w="1600"/>
-          </w:tcPr>
-          <w:p/>
-        </w:tc>
-        <w:tc>
-          <w:tcPr>
-            <w:tcW w:type="dxa" w:w="1000"/>
-          </w:tcPr>
-          <w:p/>
-        </w:tc>
-      </w:tr>
-      <w:tr>
-        <w:tc>
-          <w:tcPr>
-            <w:tcW w:type="dxa" w:w="2300"/>
-          </w:tcPr>
-          <w:p/>
-        </w:tc>
-        <w:tc>
-          <w:tcPr>
-            <w:tcW w:type="dxa" w:w="2100"/>
-          </w:tcPr>
-          <w:p/>
+            <w:r/>
+          </w:p>
         </w:tc>
         <w:tc>
           <w:tcPr>
@@ -3347,13 +2764,8 @@
               <w:spacing w:after="0" w:before="0"/>
               <w:jc w:val="right"/>
             </w:pPr>
-            <w:r/>
             <w:r>
-              <w:rPr>
-                <w:rFonts w:ascii="Calibri" w:hAnsi="Calibri"/>
-                <w:sz w:val="21"/>
-              </w:rPr>
-              <w:t>1</w:t>
+              <w:t>2</w:t>
             </w:r>
           </w:p>
         </w:tc>
@@ -3365,13 +2777,8 @@
             <w:pPr>
               <w:spacing w:after="0" w:before="0"/>
             </w:pPr>
-            <w:r/>
             <w:r>
-              <w:rPr>
-                <w:rFonts w:ascii="Calibri" w:hAnsi="Calibri"/>
-                <w:sz w:val="21"/>
-              </w:rPr>
-              <w:t>Under Products you supply, click Change price on a product</w:t>
+              <w:t>Enter the receipt number (example: DR-10452), then click Mark as shipped</w:t>
             </w:r>
           </w:p>
         </w:tc>
@@ -3383,13 +2790,8 @@
             <w:pPr>
               <w:spacing w:after="0" w:before="0"/>
             </w:pPr>
-            <w:r/>
             <w:r>
-              <w:rPr>
-                <w:rFonts w:ascii="Calibri" w:hAnsi="Calibri"/>
-                <w:sz w:val="21"/>
-              </w:rPr>
-              <w:t>The Propose a new price window opens with the current price</w:t>
+              <w:t>"Order marked as shipped." is shown and the order's progress line ticks Shipped</w:t>
             </w:r>
           </w:p>
         </w:tc>
@@ -3402,12 +2804,6 @@
               <w:spacing w:after="0" w:before="0"/>
             </w:pPr>
             <w:r/>
-            <w:r>
-              <w:rPr>
-                <w:rFonts w:ascii="Calibri" w:hAnsi="Calibri"/>
-                <w:sz w:val="21"/>
-              </w:rPr>
-            </w:r>
           </w:p>
         </w:tc>
         <w:tc>
@@ -3419,12 +2815,6 @@
               <w:spacing w:after="0" w:before="0"/>
             </w:pPr>
             <w:r/>
-            <w:r>
-              <w:rPr>
-                <w:rFonts w:ascii="Calibri" w:hAnsi="Calibri"/>
-                <w:sz w:val="21"/>
-              </w:rPr>
-            </w:r>
           </w:p>
         </w:tc>
         <w:tc>
@@ -3436,12 +2826,6 @@
               <w:spacing w:after="0" w:before="0"/>
             </w:pPr>
             <w:r/>
-            <w:r>
-              <w:rPr>
-                <w:rFonts w:ascii="Calibri" w:hAnsi="Calibri"/>
-                <w:sz w:val="21"/>
-              </w:rPr>
-            </w:r>
           </w:p>
         </w:tc>
       </w:tr>
@@ -3450,13 +2834,88 @@
           <w:tcPr>
             <w:tcW w:type="dxa" w:w="2300"/>
           </w:tcPr>
-          <w:p/>
+          <w:p>
+            <w:r/>
+          </w:p>
         </w:tc>
         <w:tc>
           <w:tcPr>
             <w:tcW w:type="dxa" w:w="2100"/>
           </w:tcPr>
-          <w:p/>
+          <w:p>
+            <w:pPr>
+              <w:spacing w:after="0" w:before="0"/>
+            </w:pPr>
+            <w:r>
+              <w:t>Delivery date</w:t>
+            </w:r>
+          </w:p>
+        </w:tc>
+        <w:tc>
+          <w:tcPr>
+            <w:tcW w:type="dxa" w:w="820"/>
+          </w:tcPr>
+          <w:p>
+            <w:r/>
+          </w:p>
+        </w:tc>
+        <w:tc>
+          <w:tcPr>
+            <w:tcW w:type="dxa" w:w="4600"/>
+          </w:tcPr>
+          <w:p>
+            <w:r/>
+          </w:p>
+        </w:tc>
+        <w:tc>
+          <w:tcPr>
+            <w:tcW w:type="dxa" w:w="4300"/>
+          </w:tcPr>
+          <w:p>
+            <w:r/>
+          </w:p>
+        </w:tc>
+        <w:tc>
+          <w:tcPr>
+            <w:tcW w:type="dxa" w:w="2000"/>
+          </w:tcPr>
+          <w:p>
+            <w:r/>
+          </w:p>
+        </w:tc>
+        <w:tc>
+          <w:tcPr>
+            <w:tcW w:type="dxa" w:w="1600"/>
+          </w:tcPr>
+          <w:p>
+            <w:r/>
+          </w:p>
+        </w:tc>
+        <w:tc>
+          <w:tcPr>
+            <w:tcW w:type="dxa" w:w="1000"/>
+          </w:tcPr>
+          <w:p>
+            <w:r/>
+          </w:p>
+        </w:tc>
+      </w:tr>
+      <w:tr>
+        <w:tc>
+          <w:tcPr>
+            <w:tcW w:type="dxa" w:w="2300"/>
+          </w:tcPr>
+          <w:p>
+            <w:r/>
+          </w:p>
+        </w:tc>
+        <w:tc>
+          <w:tcPr>
+            <w:tcW w:type="dxa" w:w="2100"/>
+          </w:tcPr>
+          <w:p>
+            <w:r/>
+          </w:p>
         </w:tc>
         <w:tc>
           <w:tcPr>
@@ -3467,13 +2926,8 @@
               <w:spacing w:after="0" w:before="0"/>
               <w:jc w:val="right"/>
             </w:pPr>
-            <w:r/>
             <w:r>
-              <w:rPr>
-                <w:rFonts w:ascii="Calibri" w:hAnsi="Calibri"/>
-                <w:sz w:val="21"/>
-              </w:rPr>
-              <w:t>2</w:t>
+              <w:t>1</w:t>
             </w:r>
           </w:p>
         </w:tc>
@@ -3485,13 +2939,8 @@
             <w:pPr>
               <w:spacing w:after="0" w:before="0"/>
             </w:pPr>
-            <w:r/>
             <w:r>
-              <w:rPr>
-                <w:rFonts w:ascii="Calibri" w:hAnsi="Calibri"/>
-                <w:sz w:val="21"/>
-              </w:rPr>
-              <w:t>Enter the new price and the reason, then click Send to the shop</w:t>
+              <w:t>Click Change delivery date, choose the new date, type the reason, then click Save new date</w:t>
             </w:r>
           </w:p>
         </w:tc>
@@ -3503,13 +2952,8 @@
             <w:pPr>
               <w:spacing w:after="0" w:before="0"/>
             </w:pPr>
-            <w:r/>
             <w:r>
-              <w:rPr>
-                <w:rFonts w:ascii="Calibri" w:hAnsi="Calibri"/>
-                <w:sz w:val="21"/>
-              </w:rPr>
-              <w:t>A message says the new price was sent to the shop for approval</w:t>
+              <w:t>"Delivery date updated." is shown with the new date</w:t>
             </w:r>
           </w:p>
         </w:tc>
@@ -3522,12 +2966,6 @@
               <w:spacing w:after="0" w:before="0"/>
             </w:pPr>
             <w:r/>
-            <w:r>
-              <w:rPr>
-                <w:rFonts w:ascii="Calibri" w:hAnsi="Calibri"/>
-                <w:sz w:val="21"/>
-              </w:rPr>
-            </w:r>
           </w:p>
         </w:tc>
         <w:tc>
@@ -3539,12 +2977,6 @@
               <w:spacing w:after="0" w:before="0"/>
             </w:pPr>
             <w:r/>
-            <w:r>
-              <w:rPr>
-                <w:rFonts w:ascii="Calibri" w:hAnsi="Calibri"/>
-                <w:sz w:val="21"/>
-              </w:rPr>
-            </w:r>
           </w:p>
         </w:tc>
         <w:tc>
@@ -3556,12 +2988,6 @@
               <w:spacing w:after="0" w:before="0"/>
             </w:pPr>
             <w:r/>
-            <w:r>
-              <w:rPr>
-                <w:rFonts w:ascii="Calibri" w:hAnsi="Calibri"/>
-                <w:sz w:val="21"/>
-              </w:rPr>
-            </w:r>
           </w:p>
         </w:tc>
       </w:tr>
@@ -3570,7 +2996,9 @@
           <w:tcPr>
             <w:tcW w:type="dxa" w:w="2300"/>
           </w:tcPr>
-          <w:p/>
+          <w:p>
+            <w:r/>
+          </w:p>
         </w:tc>
         <w:tc>
           <w:tcPr>
@@ -3580,13 +3008,8 @@
             <w:pPr>
               <w:spacing w:after="0" w:before="0"/>
             </w:pPr>
-            <w:r/>
             <w:r>
-              <w:rPr>
-                <w:rFonts w:ascii="Calibri" w:hAnsi="Calibri"/>
-                <w:sz w:val="21"/>
-              </w:rPr>
-              <w:t>Supplier rating</w:t>
+              <w:t>Order notes</w:t>
             </w:r>
           </w:p>
         </w:tc>
@@ -3594,37 +3017,49 @@
           <w:tcPr>
             <w:tcW w:type="dxa" w:w="820"/>
           </w:tcPr>
-          <w:p/>
+          <w:p>
+            <w:r/>
+          </w:p>
         </w:tc>
         <w:tc>
           <w:tcPr>
             <w:tcW w:type="dxa" w:w="4600"/>
           </w:tcPr>
-          <w:p/>
+          <w:p>
+            <w:r/>
+          </w:p>
         </w:tc>
         <w:tc>
           <w:tcPr>
             <w:tcW w:type="dxa" w:w="4300"/>
           </w:tcPr>
-          <w:p/>
+          <w:p>
+            <w:r/>
+          </w:p>
         </w:tc>
         <w:tc>
           <w:tcPr>
             <w:tcW w:type="dxa" w:w="2000"/>
           </w:tcPr>
-          <w:p/>
+          <w:p>
+            <w:r/>
+          </w:p>
         </w:tc>
         <w:tc>
           <w:tcPr>
             <w:tcW w:type="dxa" w:w="1600"/>
           </w:tcPr>
-          <w:p/>
+          <w:p>
+            <w:r/>
+          </w:p>
         </w:tc>
         <w:tc>
           <w:tcPr>
             <w:tcW w:type="dxa" w:w="1000"/>
           </w:tcPr>
-          <w:p/>
+          <w:p>
+            <w:r/>
+          </w:p>
         </w:tc>
       </w:tr>
       <w:tr>
@@ -3632,13 +3067,17 @@
           <w:tcPr>
             <w:tcW w:type="dxa" w:w="2300"/>
           </w:tcPr>
-          <w:p/>
+          <w:p>
+            <w:r/>
+          </w:p>
         </w:tc>
         <w:tc>
           <w:tcPr>
             <w:tcW w:type="dxa" w:w="2100"/>
           </w:tcPr>
-          <w:p/>
+          <w:p>
+            <w:r/>
+          </w:p>
         </w:tc>
         <w:tc>
           <w:tcPr>
@@ -3649,12 +3088,7 @@
               <w:spacing w:after="0" w:before="0"/>
               <w:jc w:val="right"/>
             </w:pPr>
-            <w:r/>
             <w:r>
-              <w:rPr>
-                <w:rFonts w:ascii="Calibri" w:hAnsi="Calibri"/>
-                <w:sz w:val="21"/>
-              </w:rPr>
               <w:t>1</w:t>
             </w:r>
           </w:p>
@@ -3667,13 +3101,8 @@
             <w:pPr>
               <w:spacing w:after="0" w:before="0"/>
             </w:pPr>
-            <w:r/>
             <w:r>
-              <w:rPr>
-                <w:rFonts w:ascii="Calibri" w:hAnsi="Calibri"/>
-                <w:sz w:val="21"/>
-              </w:rPr>
-              <w:t>Look at How you are doing</w:t>
+              <w:t>Click Notes on an order, type a note, then click Send</w:t>
             </w:r>
           </w:p>
         </w:tc>
@@ -3685,13 +3114,8 @@
             <w:pPr>
               <w:spacing w:after="0" w:before="0"/>
             </w:pPr>
-            <w:r/>
             <w:r>
-              <w:rPr>
-                <w:rFonts w:ascii="Calibri" w:hAnsi="Calibri"/>
-                <w:sz w:val="21"/>
-              </w:rPr>
-              <w:t>The supplier's star rating out of 5 and the conditions behind it are shown</w:t>
+              <w:t>The Send button reads "Sending…" until the note is saved, then the note is listed under the order and the shop can read it</w:t>
             </w:r>
           </w:p>
         </w:tc>
@@ -3704,12 +3128,6 @@
               <w:spacing w:after="0" w:before="0"/>
             </w:pPr>
             <w:r/>
-            <w:r>
-              <w:rPr>
-                <w:rFonts w:ascii="Calibri" w:hAnsi="Calibri"/>
-                <w:sz w:val="21"/>
-              </w:rPr>
-            </w:r>
           </w:p>
         </w:tc>
         <w:tc>
@@ -3721,12 +3139,6 @@
               <w:spacing w:after="0" w:before="0"/>
             </w:pPr>
             <w:r/>
-            <w:r>
-              <w:rPr>
-                <w:rFonts w:ascii="Calibri" w:hAnsi="Calibri"/>
-                <w:sz w:val="21"/>
-              </w:rPr>
-            </w:r>
           </w:p>
         </w:tc>
         <w:tc>
@@ -3738,12 +3150,6 @@
               <w:spacing w:after="0" w:before="0"/>
             </w:pPr>
             <w:r/>
-            <w:r>
-              <w:rPr>
-                <w:rFonts w:ascii="Calibri" w:hAnsi="Calibri"/>
-                <w:sz w:val="21"/>
-              </w:rPr>
-            </w:r>
           </w:p>
         </w:tc>
       </w:tr>
@@ -3752,7 +3158,9 @@
           <w:tcPr>
             <w:tcW w:type="dxa" w:w="2300"/>
           </w:tcPr>
-          <w:p/>
+          <w:p>
+            <w:r/>
+          </w:p>
         </w:tc>
         <w:tc>
           <w:tcPr>
@@ -3762,13 +3170,8 @@
             <w:pPr>
               <w:spacing w:after="0" w:before="0"/>
             </w:pPr>
-            <w:r/>
             <w:r>
-              <w:rPr>
-                <w:rFonts w:ascii="Calibri" w:hAnsi="Calibri"/>
-                <w:sz w:val="21"/>
-              </w:rPr>
-              <w:t>Contact details</w:t>
+              <w:t>Payments</w:t>
             </w:r>
           </w:p>
         </w:tc>
@@ -3776,37 +3179,49 @@
           <w:tcPr>
             <w:tcW w:type="dxa" w:w="820"/>
           </w:tcPr>
-          <w:p/>
+          <w:p>
+            <w:r/>
+          </w:p>
         </w:tc>
         <w:tc>
           <w:tcPr>
             <w:tcW w:type="dxa" w:w="4600"/>
           </w:tcPr>
-          <w:p/>
+          <w:p>
+            <w:r/>
+          </w:p>
         </w:tc>
         <w:tc>
           <w:tcPr>
             <w:tcW w:type="dxa" w:w="4300"/>
           </w:tcPr>
-          <w:p/>
+          <w:p>
+            <w:r/>
+          </w:p>
         </w:tc>
         <w:tc>
           <w:tcPr>
             <w:tcW w:type="dxa" w:w="2000"/>
           </w:tcPr>
-          <w:p/>
+          <w:p>
+            <w:r/>
+          </w:p>
         </w:tc>
         <w:tc>
           <w:tcPr>
             <w:tcW w:type="dxa" w:w="1600"/>
           </w:tcPr>
-          <w:p/>
+          <w:p>
+            <w:r/>
+          </w:p>
         </w:tc>
         <w:tc>
           <w:tcPr>
             <w:tcW w:type="dxa" w:w="1000"/>
           </w:tcPr>
-          <w:p/>
+          <w:p>
+            <w:r/>
+          </w:p>
         </w:tc>
       </w:tr>
       <w:tr>
@@ -3814,13 +3229,17 @@
           <w:tcPr>
             <w:tcW w:type="dxa" w:w="2300"/>
           </w:tcPr>
-          <w:p/>
+          <w:p>
+            <w:r/>
+          </w:p>
         </w:tc>
         <w:tc>
           <w:tcPr>
             <w:tcW w:type="dxa" w:w="2100"/>
           </w:tcPr>
-          <w:p/>
+          <w:p>
+            <w:r/>
+          </w:p>
         </w:tc>
         <w:tc>
           <w:tcPr>
@@ -3831,12 +3250,7 @@
               <w:spacing w:after="0" w:before="0"/>
               <w:jc w:val="right"/>
             </w:pPr>
-            <w:r/>
             <w:r>
-              <w:rPr>
-                <w:rFonts w:ascii="Calibri" w:hAnsi="Calibri"/>
-                <w:sz w:val="21"/>
-              </w:rPr>
               <w:t>1</w:t>
             </w:r>
           </w:p>
@@ -3849,13 +3263,8 @@
             <w:pPr>
               <w:spacing w:after="0" w:before="0"/>
             </w:pPr>
-            <w:r/>
             <w:r>
-              <w:rPr>
-                <w:rFonts w:ascii="Calibri" w:hAnsi="Calibri"/>
-                <w:sz w:val="21"/>
-              </w:rPr>
-              <w:t>Click Edit contact details at the bottom of the page, change the phone number, then click Save details</w:t>
+              <w:t>Click the Payments tab</w:t>
             </w:r>
           </w:p>
         </w:tc>
@@ -3867,13 +3276,8 @@
             <w:pPr>
               <w:spacing w:after="0" w:before="0"/>
             </w:pPr>
-            <w:r/>
             <w:r>
-              <w:rPr>
-                <w:rFonts w:ascii="Calibri" w:hAnsi="Calibri"/>
-                <w:sz w:val="21"/>
-              </w:rPr>
-              <w:t>"Your details were updated." is shown</w:t>
+              <w:t>The delivered orders that the shop has not paid yet are listed with the amount and due date</w:t>
             </w:r>
           </w:p>
         </w:tc>
@@ -3886,12 +3290,6 @@
               <w:spacing w:after="0" w:before="0"/>
             </w:pPr>
             <w:r/>
-            <w:r>
-              <w:rPr>
-                <w:rFonts w:ascii="Calibri" w:hAnsi="Calibri"/>
-                <w:sz w:val="21"/>
-              </w:rPr>
-            </w:r>
           </w:p>
         </w:tc>
         <w:tc>
@@ -3903,12 +3301,6 @@
               <w:spacing w:after="0" w:before="0"/>
             </w:pPr>
             <w:r/>
-            <w:r>
-              <w:rPr>
-                <w:rFonts w:ascii="Calibri" w:hAnsi="Calibri"/>
-                <w:sz w:val="21"/>
-              </w:rPr>
-            </w:r>
           </w:p>
         </w:tc>
         <w:tc>
@@ -3920,36 +3312,77 @@
               <w:spacing w:after="0" w:before="0"/>
             </w:pPr>
             <w:r/>
-            <w:r>
-              <w:rPr>
-                <w:rFonts w:ascii="Calibri" w:hAnsi="Calibri"/>
-                <w:sz w:val="21"/>
-              </w:rPr>
-            </w:r>
           </w:p>
         </w:tc>
       </w:tr>
       <w:tr>
         <w:tc>
           <w:tcPr>
-            <w:tcW w:type="dxa" w:w="18720"/>
-            <w:gridSpan w:val="8"/>
-            <w:shd w:val="clear" w:color="auto" w:fill="104861"/>
+            <w:tcW w:type="dxa" w:w="2300"/>
+          </w:tcPr>
+          <w:p>
+            <w:r/>
+          </w:p>
+        </w:tc>
+        <w:tc>
+          <w:tcPr>
+            <w:tcW w:type="dxa" w:w="2100"/>
           </w:tcPr>
           <w:p>
             <w:pPr>
               <w:spacing w:after="0" w:before="0"/>
             </w:pPr>
-            <w:r/>
             <w:r>
-              <w:rPr>
-                <w:rFonts w:ascii="Calibri" w:hAnsi="Calibri"/>
-                <w:b/>
-                <w:color w:val="FFFFFF"/>
-                <w:sz w:val="21"/>
-              </w:rPr>
-              <w:t>SETTINGS</w:t>
+              <w:t>Products and prices</w:t>
             </w:r>
+          </w:p>
+        </w:tc>
+        <w:tc>
+          <w:tcPr>
+            <w:tcW w:type="dxa" w:w="820"/>
+          </w:tcPr>
+          <w:p>
+            <w:r/>
+          </w:p>
+        </w:tc>
+        <w:tc>
+          <w:tcPr>
+            <w:tcW w:type="dxa" w:w="4600"/>
+          </w:tcPr>
+          <w:p>
+            <w:r/>
+          </w:p>
+        </w:tc>
+        <w:tc>
+          <w:tcPr>
+            <w:tcW w:type="dxa" w:w="4300"/>
+          </w:tcPr>
+          <w:p>
+            <w:r/>
+          </w:p>
+        </w:tc>
+        <w:tc>
+          <w:tcPr>
+            <w:tcW w:type="dxa" w:w="2000"/>
+          </w:tcPr>
+          <w:p>
+            <w:r/>
+          </w:p>
+        </w:tc>
+        <w:tc>
+          <w:tcPr>
+            <w:tcW w:type="dxa" w:w="1600"/>
+          </w:tcPr>
+          <w:p>
+            <w:r/>
+          </w:p>
+        </w:tc>
+        <w:tc>
+          <w:tcPr>
+            <w:tcW w:type="dxa" w:w="1000"/>
+          </w:tcPr>
+          <w:p>
+            <w:r/>
           </w:p>
         </w:tc>
       </w:tr>
@@ -3958,75 +3391,17 @@
           <w:tcPr>
             <w:tcW w:type="dxa" w:w="2300"/>
           </w:tcPr>
-          <w:p/>
+          <w:p>
+            <w:r/>
+          </w:p>
         </w:tc>
         <w:tc>
           <w:tcPr>
             <w:tcW w:type="dxa" w:w="2100"/>
           </w:tcPr>
           <w:p>
-            <w:pPr>
-              <w:spacing w:after="0" w:before="0"/>
-            </w:pPr>
-            <w:r/>
-            <w:r>
-              <w:rPr>
-                <w:rFonts w:ascii="Calibri" w:hAnsi="Calibri"/>
-                <w:sz w:val="21"/>
-              </w:rPr>
-              <w:t>Profile</w:t>
-            </w:r>
-          </w:p>
-        </w:tc>
-        <w:tc>
-          <w:tcPr>
-            <w:tcW w:type="dxa" w:w="820"/>
-          </w:tcPr>
-          <w:p/>
-        </w:tc>
-        <w:tc>
-          <w:tcPr>
-            <w:tcW w:type="dxa" w:w="4600"/>
-          </w:tcPr>
-          <w:p/>
-        </w:tc>
-        <w:tc>
-          <w:tcPr>
-            <w:tcW w:type="dxa" w:w="4300"/>
-          </w:tcPr>
-          <w:p/>
-        </w:tc>
-        <w:tc>
-          <w:tcPr>
-            <w:tcW w:type="dxa" w:w="2000"/>
-          </w:tcPr>
-          <w:p/>
-        </w:tc>
-        <w:tc>
-          <w:tcPr>
-            <w:tcW w:type="dxa" w:w="1600"/>
-          </w:tcPr>
-          <w:p/>
-        </w:tc>
-        <w:tc>
-          <w:tcPr>
-            <w:tcW w:type="dxa" w:w="1000"/>
-          </w:tcPr>
-          <w:p/>
-        </w:tc>
-      </w:tr>
-      <w:tr>
-        <w:tc>
-          <w:tcPr>
-            <w:tcW w:type="dxa" w:w="2300"/>
-          </w:tcPr>
-          <w:p/>
-        </w:tc>
-        <w:tc>
-          <w:tcPr>
-            <w:tcW w:type="dxa" w:w="2100"/>
-          </w:tcPr>
-          <w:p/>
+            <w:r/>
+          </w:p>
         </w:tc>
         <w:tc>
           <w:tcPr>
@@ -4037,12 +3412,7 @@
               <w:spacing w:after="0" w:before="0"/>
               <w:jc w:val="right"/>
             </w:pPr>
-            <w:r/>
             <w:r>
-              <w:rPr>
-                <w:rFonts w:ascii="Calibri" w:hAnsi="Calibri"/>
-                <w:sz w:val="21"/>
-              </w:rPr>
               <w:t>1</w:t>
             </w:r>
           </w:p>
@@ -4055,13 +3425,8 @@
             <w:pPr>
               <w:spacing w:after="0" w:before="0"/>
             </w:pPr>
-            <w:r/>
             <w:r>
-              <w:rPr>
-                <w:rFonts w:ascii="Calibri" w:hAnsi="Calibri"/>
-                <w:sz w:val="21"/>
-              </w:rPr>
-              <w:t>Click the account picture at the lower-left of the sidebar</w:t>
+              <w:t>Click the Products tab</w:t>
             </w:r>
           </w:p>
         </w:tc>
@@ -4073,13 +3438,8 @@
             <w:pPr>
               <w:spacing w:after="0" w:before="0"/>
             </w:pPr>
-            <w:r/>
             <w:r>
-              <w:rPr>
-                <w:rFonts w:ascii="Calibri" w:hAnsi="Calibri"/>
-                <w:sz w:val="21"/>
-              </w:rPr>
-              <w:t>The Settings page opens on the Profile tab with the supplier's name and email</w:t>
+              <w:t>The products supplied are listed 10 at a time, those the shop is shortest of first</w:t>
             </w:r>
           </w:p>
         </w:tc>
@@ -4092,12 +3452,6 @@
               <w:spacing w:after="0" w:before="0"/>
             </w:pPr>
             <w:r/>
-            <w:r>
-              <w:rPr>
-                <w:rFonts w:ascii="Calibri" w:hAnsi="Calibri"/>
-                <w:sz w:val="21"/>
-              </w:rPr>
-            </w:r>
           </w:p>
         </w:tc>
         <w:tc>
@@ -4109,12 +3463,6 @@
               <w:spacing w:after="0" w:before="0"/>
             </w:pPr>
             <w:r/>
-            <w:r>
-              <w:rPr>
-                <w:rFonts w:ascii="Calibri" w:hAnsi="Calibri"/>
-                <w:sz w:val="21"/>
-              </w:rPr>
-            </w:r>
           </w:p>
         </w:tc>
         <w:tc>
@@ -4126,12 +3474,6 @@
               <w:spacing w:after="0" w:before="0"/>
             </w:pPr>
             <w:r/>
-            <w:r>
-              <w:rPr>
-                <w:rFonts w:ascii="Calibri" w:hAnsi="Calibri"/>
-                <w:sz w:val="21"/>
-              </w:rPr>
-            </w:r>
           </w:p>
         </w:tc>
       </w:tr>
@@ -4140,75 +3482,17 @@
           <w:tcPr>
             <w:tcW w:type="dxa" w:w="2300"/>
           </w:tcPr>
-          <w:p/>
+          <w:p>
+            <w:r/>
+          </w:p>
         </w:tc>
         <w:tc>
           <w:tcPr>
             <w:tcW w:type="dxa" w:w="2100"/>
           </w:tcPr>
           <w:p>
-            <w:pPr>
-              <w:spacing w:after="0" w:before="0"/>
-            </w:pPr>
-            <w:r/>
-            <w:r>
-              <w:rPr>
-                <w:rFonts w:ascii="Calibri" w:hAnsi="Calibri"/>
-                <w:sz w:val="21"/>
-              </w:rPr>
-              <w:t>Password</w:t>
-            </w:r>
-          </w:p>
-        </w:tc>
-        <w:tc>
-          <w:tcPr>
-            <w:tcW w:type="dxa" w:w="820"/>
-          </w:tcPr>
-          <w:p/>
-        </w:tc>
-        <w:tc>
-          <w:tcPr>
-            <w:tcW w:type="dxa" w:w="4600"/>
-          </w:tcPr>
-          <w:p/>
-        </w:tc>
-        <w:tc>
-          <w:tcPr>
-            <w:tcW w:type="dxa" w:w="4300"/>
-          </w:tcPr>
-          <w:p/>
-        </w:tc>
-        <w:tc>
-          <w:tcPr>
-            <w:tcW w:type="dxa" w:w="2000"/>
-          </w:tcPr>
-          <w:p/>
-        </w:tc>
-        <w:tc>
-          <w:tcPr>
-            <w:tcW w:type="dxa" w:w="1600"/>
-          </w:tcPr>
-          <w:p/>
-        </w:tc>
-        <w:tc>
-          <w:tcPr>
-            <w:tcW w:type="dxa" w:w="1000"/>
-          </w:tcPr>
-          <w:p/>
-        </w:tc>
-      </w:tr>
-      <w:tr>
-        <w:tc>
-          <w:tcPr>
-            <w:tcW w:type="dxa" w:w="2300"/>
-          </w:tcPr>
-          <w:p/>
-        </w:tc>
-        <w:tc>
-          <w:tcPr>
-            <w:tcW w:type="dxa" w:w="2100"/>
-          </w:tcPr>
-          <w:p/>
+            <w:r/>
+          </w:p>
         </w:tc>
         <w:tc>
           <w:tcPr>
@@ -4219,13 +3503,8 @@
               <w:spacing w:after="0" w:before="0"/>
               <w:jc w:val="right"/>
             </w:pPr>
-            <w:r/>
             <w:r>
-              <w:rPr>
-                <w:rFonts w:ascii="Calibri" w:hAnsi="Calibri"/>
-                <w:sz w:val="21"/>
-              </w:rPr>
-              <w:t>1</w:t>
+              <w:t>2</w:t>
             </w:r>
           </w:p>
         </w:tc>
@@ -4237,13 +3516,8 @@
             <w:pPr>
               <w:spacing w:after="0" w:before="0"/>
             </w:pPr>
-            <w:r/>
             <w:r>
-              <w:rPr>
-                <w:rFonts w:ascii="Calibri" w:hAnsi="Calibri"/>
-                <w:sz w:val="21"/>
-              </w:rPr>
-              <w:t>Click the Password tab, enter the current password and the new password twice, then click Update password</w:t>
+              <w:t>Click Show 10 more below the list</w:t>
             </w:r>
           </w:p>
         </w:tc>
@@ -4255,13 +3529,8 @@
             <w:pPr>
               <w:spacing w:after="0" w:before="0"/>
             </w:pPr>
-            <w:r/>
             <w:r>
-              <w:rPr>
-                <w:rFonts w:ascii="Calibri" w:hAnsi="Calibri"/>
-                <w:sz w:val="21"/>
-              </w:rPr>
-              <w:t>"Password changed" is shown</w:t>
+              <w:t>Ten more products are listed, and Show less appears</w:t>
             </w:r>
           </w:p>
         </w:tc>
@@ -4274,12 +3543,6 @@
               <w:spacing w:after="0" w:before="0"/>
             </w:pPr>
             <w:r/>
-            <w:r>
-              <w:rPr>
-                <w:rFonts w:ascii="Calibri" w:hAnsi="Calibri"/>
-                <w:sz w:val="21"/>
-              </w:rPr>
-            </w:r>
           </w:p>
         </w:tc>
         <w:tc>
@@ -4291,12 +3554,6 @@
               <w:spacing w:after="0" w:before="0"/>
             </w:pPr>
             <w:r/>
-            <w:r>
-              <w:rPr>
-                <w:rFonts w:ascii="Calibri" w:hAnsi="Calibri"/>
-                <w:sz w:val="21"/>
-              </w:rPr>
-            </w:r>
           </w:p>
         </w:tc>
         <w:tc>
@@ -4308,113 +3565,25 @@
               <w:spacing w:after="0" w:before="0"/>
             </w:pPr>
             <w:r/>
-            <w:r>
-              <w:rPr>
-                <w:rFonts w:ascii="Calibri" w:hAnsi="Calibri"/>
-                <w:sz w:val="21"/>
-              </w:rPr>
-            </w:r>
           </w:p>
         </w:tc>
       </w:tr>
       <w:tr>
         <w:tc>
           <w:tcPr>
-            <w:tcW w:type="dxa" w:w="18720"/>
-            <w:gridSpan w:val="8"/>
-            <w:shd w:val="clear" w:color="auto" w:fill="104861"/>
-          </w:tcPr>
-          <w:p>
-            <w:pPr>
-              <w:spacing w:after="0" w:before="0"/>
-            </w:pPr>
-            <w:r/>
-            <w:r>
-              <w:rPr>
-                <w:rFonts w:ascii="Calibri" w:hAnsi="Calibri"/>
-                <w:b/>
-                <w:color w:val="FFFFFF"/>
-                <w:sz w:val="21"/>
-              </w:rPr>
-              <w:t>LOGOUT</w:t>
-            </w:r>
-          </w:p>
-        </w:tc>
-      </w:tr>
-      <w:tr>
-        <w:tc>
-          <w:tcPr>
             <w:tcW w:type="dxa" w:w="2300"/>
           </w:tcPr>
-          <w:p/>
+          <w:p>
+            <w:r/>
+          </w:p>
         </w:tc>
         <w:tc>
           <w:tcPr>
             <w:tcW w:type="dxa" w:w="2100"/>
           </w:tcPr>
           <w:p>
-            <w:pPr>
-              <w:spacing w:after="0" w:before="0"/>
-            </w:pPr>
-            <w:r/>
-            <w:r>
-              <w:rPr>
-                <w:rFonts w:ascii="Calibri" w:hAnsi="Calibri"/>
-                <w:sz w:val="21"/>
-              </w:rPr>
-              <w:t>Sign out</w:t>
-            </w:r>
-          </w:p>
-        </w:tc>
-        <w:tc>
-          <w:tcPr>
-            <w:tcW w:type="dxa" w:w="820"/>
-          </w:tcPr>
-          <w:p/>
-        </w:tc>
-        <w:tc>
-          <w:tcPr>
-            <w:tcW w:type="dxa" w:w="4600"/>
-          </w:tcPr>
-          <w:p/>
-        </w:tc>
-        <w:tc>
-          <w:tcPr>
-            <w:tcW w:type="dxa" w:w="4300"/>
-          </w:tcPr>
-          <w:p/>
-        </w:tc>
-        <w:tc>
-          <w:tcPr>
-            <w:tcW w:type="dxa" w:w="2000"/>
-          </w:tcPr>
-          <w:p/>
-        </w:tc>
-        <w:tc>
-          <w:tcPr>
-            <w:tcW w:type="dxa" w:w="1600"/>
-          </w:tcPr>
-          <w:p/>
-        </w:tc>
-        <w:tc>
-          <w:tcPr>
-            <w:tcW w:type="dxa" w:w="1000"/>
-          </w:tcPr>
-          <w:p/>
-        </w:tc>
-      </w:tr>
-      <w:tr>
-        <w:tc>
-          <w:tcPr>
-            <w:tcW w:type="dxa" w:w="2300"/>
-          </w:tcPr>
-          <w:p/>
-        </w:tc>
-        <w:tc>
-          <w:tcPr>
-            <w:tcW w:type="dxa" w:w="2100"/>
-          </w:tcPr>
-          <w:p/>
+            <w:r/>
+          </w:p>
         </w:tc>
         <w:tc>
           <w:tcPr>
@@ -4425,13 +3594,8 @@
               <w:spacing w:after="0" w:before="0"/>
               <w:jc w:val="right"/>
             </w:pPr>
-            <w:r/>
             <w:r>
-              <w:rPr>
-                <w:rFonts w:ascii="Calibri" w:hAnsi="Calibri"/>
-                <w:sz w:val="21"/>
-              </w:rPr>
-              <w:t>1</w:t>
+              <w:t>3</w:t>
             </w:r>
           </w:p>
         </w:tc>
@@ -4443,13 +3607,8 @@
             <w:pPr>
               <w:spacing w:after="0" w:before="0"/>
             </w:pPr>
-            <w:r/>
             <w:r>
-              <w:rPr>
-                <w:rFonts w:ascii="Calibri" w:hAnsi="Calibri"/>
-                <w:sz w:val="21"/>
-              </w:rPr>
-              <w:t>Click the logout icon at the lower-left corner of the sidebar</w:t>
+              <w:t>Under Products you supply, click Change price on a product</w:t>
             </w:r>
           </w:p>
         </w:tc>
@@ -4461,13 +3620,8 @@
             <w:pPr>
               <w:spacing w:after="0" w:before="0"/>
             </w:pPr>
-            <w:r/>
             <w:r>
-              <w:rPr>
-                <w:rFonts w:ascii="Calibri" w:hAnsi="Calibri"/>
-                <w:sz w:val="21"/>
-              </w:rPr>
-              <w:t>A question asks "Are you sure you want to logout?"</w:t>
+              <w:t>The Propose a new price window opens with the current price</w:t>
             </w:r>
           </w:p>
         </w:tc>
@@ -4480,12 +3634,6 @@
               <w:spacing w:after="0" w:before="0"/>
             </w:pPr>
             <w:r/>
-            <w:r>
-              <w:rPr>
-                <w:rFonts w:ascii="Calibri" w:hAnsi="Calibri"/>
-                <w:sz w:val="21"/>
-              </w:rPr>
-            </w:r>
           </w:p>
         </w:tc>
         <w:tc>
@@ -4497,12 +3645,6 @@
               <w:spacing w:after="0" w:before="0"/>
             </w:pPr>
             <w:r/>
-            <w:r>
-              <w:rPr>
-                <w:rFonts w:ascii="Calibri" w:hAnsi="Calibri"/>
-                <w:sz w:val="21"/>
-              </w:rPr>
-            </w:r>
           </w:p>
         </w:tc>
         <w:tc>
@@ -4514,12 +3656,6 @@
               <w:spacing w:after="0" w:before="0"/>
             </w:pPr>
             <w:r/>
-            <w:r>
-              <w:rPr>
-                <w:rFonts w:ascii="Calibri" w:hAnsi="Calibri"/>
-                <w:sz w:val="21"/>
-              </w:rPr>
-            </w:r>
           </w:p>
         </w:tc>
       </w:tr>
@@ -4528,13 +3664,17 @@
           <w:tcPr>
             <w:tcW w:type="dxa" w:w="2300"/>
           </w:tcPr>
-          <w:p/>
+          <w:p>
+            <w:r/>
+          </w:p>
         </w:tc>
         <w:tc>
           <w:tcPr>
             <w:tcW w:type="dxa" w:w="2100"/>
           </w:tcPr>
-          <w:p/>
+          <w:p>
+            <w:r/>
+          </w:p>
         </w:tc>
         <w:tc>
           <w:tcPr>
@@ -4545,13 +3685,8 @@
               <w:spacing w:after="0" w:before="0"/>
               <w:jc w:val="right"/>
             </w:pPr>
-            <w:r/>
             <w:r>
-              <w:rPr>
-                <w:rFonts w:ascii="Calibri" w:hAnsi="Calibri"/>
-                <w:sz w:val="21"/>
-              </w:rPr>
-              <w:t>2</w:t>
+              <w:t>4</w:t>
             </w:r>
           </w:p>
         </w:tc>
@@ -4563,13 +3698,8 @@
             <w:pPr>
               <w:spacing w:after="0" w:before="0"/>
             </w:pPr>
-            <w:r/>
             <w:r>
-              <w:rPr>
-                <w:rFonts w:ascii="Calibri" w:hAnsi="Calibri"/>
-                <w:sz w:val="21"/>
-              </w:rPr>
-              <w:t>Click Yes, Logout</w:t>
+              <w:t>Enter the new price and the reason, then click Send to the shop</w:t>
             </w:r>
           </w:p>
         </w:tc>
@@ -4581,13 +3711,8 @@
             <w:pPr>
               <w:spacing w:after="0" w:before="0"/>
             </w:pPr>
-            <w:r/>
             <w:r>
-              <w:rPr>
-                <w:rFonts w:ascii="Calibri" w:hAnsi="Calibri"/>
-                <w:sz w:val="21"/>
-              </w:rPr>
-              <w:t>The user is signed out and the Sign in page opens</w:t>
+              <w:t>"Sent to the shop for approval. The current price stays until they agree." is shown</w:t>
             </w:r>
           </w:p>
         </w:tc>
@@ -4600,12 +3725,6 @@
               <w:spacing w:after="0" w:before="0"/>
             </w:pPr>
             <w:r/>
-            <w:r>
-              <w:rPr>
-                <w:rFonts w:ascii="Calibri" w:hAnsi="Calibri"/>
-                <w:sz w:val="21"/>
-              </w:rPr>
-            </w:r>
           </w:p>
         </w:tc>
         <w:tc>
@@ -4617,12 +3736,6 @@
               <w:spacing w:after="0" w:before="0"/>
             </w:pPr>
             <w:r/>
-            <w:r>
-              <w:rPr>
-                <w:rFonts w:ascii="Calibri" w:hAnsi="Calibri"/>
-                <w:sz w:val="21"/>
-              </w:rPr>
-            </w:r>
           </w:p>
         </w:tc>
         <w:tc>
@@ -4634,12 +3747,1103 @@
               <w:spacing w:after="0" w:before="0"/>
             </w:pPr>
             <w:r/>
+          </w:p>
+        </w:tc>
+      </w:tr>
+      <w:tr>
+        <w:tc>
+          <w:tcPr>
+            <w:tcW w:type="dxa" w:w="2300"/>
+          </w:tcPr>
+          <w:p>
+            <w:r/>
+          </w:p>
+        </w:tc>
+        <w:tc>
+          <w:tcPr>
+            <w:tcW w:type="dxa" w:w="2100"/>
+          </w:tcPr>
+          <w:p>
+            <w:pPr>
+              <w:spacing w:after="0" w:before="0"/>
+            </w:pPr>
             <w:r>
-              <w:rPr>
-                <w:rFonts w:ascii="Calibri" w:hAnsi="Calibri"/>
-                <w:sz w:val="21"/>
-              </w:rPr>
+              <w:t>Supplier rating</w:t>
             </w:r>
+          </w:p>
+        </w:tc>
+        <w:tc>
+          <w:tcPr>
+            <w:tcW w:type="dxa" w:w="820"/>
+          </w:tcPr>
+          <w:p>
+            <w:r/>
+          </w:p>
+        </w:tc>
+        <w:tc>
+          <w:tcPr>
+            <w:tcW w:type="dxa" w:w="4600"/>
+          </w:tcPr>
+          <w:p>
+            <w:r/>
+          </w:p>
+        </w:tc>
+        <w:tc>
+          <w:tcPr>
+            <w:tcW w:type="dxa" w:w="4300"/>
+          </w:tcPr>
+          <w:p>
+            <w:r/>
+          </w:p>
+        </w:tc>
+        <w:tc>
+          <w:tcPr>
+            <w:tcW w:type="dxa" w:w="2000"/>
+          </w:tcPr>
+          <w:p>
+            <w:r/>
+          </w:p>
+        </w:tc>
+        <w:tc>
+          <w:tcPr>
+            <w:tcW w:type="dxa" w:w="1600"/>
+          </w:tcPr>
+          <w:p>
+            <w:r/>
+          </w:p>
+        </w:tc>
+        <w:tc>
+          <w:tcPr>
+            <w:tcW w:type="dxa" w:w="1000"/>
+          </w:tcPr>
+          <w:p>
+            <w:r/>
+          </w:p>
+        </w:tc>
+      </w:tr>
+      <w:tr>
+        <w:tc>
+          <w:tcPr>
+            <w:tcW w:type="dxa" w:w="2300"/>
+          </w:tcPr>
+          <w:p>
+            <w:r/>
+          </w:p>
+        </w:tc>
+        <w:tc>
+          <w:tcPr>
+            <w:tcW w:type="dxa" w:w="2100"/>
+          </w:tcPr>
+          <w:p>
+            <w:r/>
+          </w:p>
+        </w:tc>
+        <w:tc>
+          <w:tcPr>
+            <w:tcW w:type="dxa" w:w="820"/>
+          </w:tcPr>
+          <w:p>
+            <w:pPr>
+              <w:spacing w:after="0" w:before="0"/>
+              <w:jc w:val="right"/>
+            </w:pPr>
+            <w:r>
+              <w:t>1</w:t>
+            </w:r>
+          </w:p>
+        </w:tc>
+        <w:tc>
+          <w:tcPr>
+            <w:tcW w:type="dxa" w:w="4600"/>
+          </w:tcPr>
+          <w:p>
+            <w:pPr>
+              <w:spacing w:after="0" w:before="0"/>
+            </w:pPr>
+            <w:r>
+              <w:t>Click the Rating tab</w:t>
+            </w:r>
+          </w:p>
+        </w:tc>
+        <w:tc>
+          <w:tcPr>
+            <w:tcW w:type="dxa" w:w="4300"/>
+          </w:tcPr>
+          <w:p>
+            <w:pPr>
+              <w:spacing w:after="0" w:before="0"/>
+            </w:pPr>
+            <w:r>
+              <w:t>The supplier's star rating out of 5 and the conditions behind it are shown</w:t>
+            </w:r>
+          </w:p>
+        </w:tc>
+        <w:tc>
+          <w:tcPr>
+            <w:tcW w:type="dxa" w:w="2000"/>
+          </w:tcPr>
+          <w:p>
+            <w:pPr>
+              <w:spacing w:after="0" w:before="0"/>
+            </w:pPr>
+            <w:r/>
+          </w:p>
+        </w:tc>
+        <w:tc>
+          <w:tcPr>
+            <w:tcW w:type="dxa" w:w="1600"/>
+          </w:tcPr>
+          <w:p>
+            <w:pPr>
+              <w:spacing w:after="0" w:before="0"/>
+            </w:pPr>
+            <w:r/>
+          </w:p>
+        </w:tc>
+        <w:tc>
+          <w:tcPr>
+            <w:tcW w:type="dxa" w:w="1000"/>
+          </w:tcPr>
+          <w:p>
+            <w:pPr>
+              <w:spacing w:after="0" w:before="0"/>
+            </w:pPr>
+            <w:r/>
+          </w:p>
+        </w:tc>
+      </w:tr>
+      <w:tr>
+        <w:tc>
+          <w:tcPr>
+            <w:tcW w:type="dxa" w:w="2300"/>
+          </w:tcPr>
+          <w:p>
+            <w:r/>
+          </w:p>
+        </w:tc>
+        <w:tc>
+          <w:tcPr>
+            <w:tcW w:type="dxa" w:w="2100"/>
+          </w:tcPr>
+          <w:p>
+            <w:pPr>
+              <w:spacing w:after="0" w:before="0"/>
+            </w:pPr>
+            <w:r>
+              <w:t>Past orders</w:t>
+            </w:r>
+          </w:p>
+        </w:tc>
+        <w:tc>
+          <w:tcPr>
+            <w:tcW w:type="dxa" w:w="820"/>
+          </w:tcPr>
+          <w:p>
+            <w:r/>
+          </w:p>
+        </w:tc>
+        <w:tc>
+          <w:tcPr>
+            <w:tcW w:type="dxa" w:w="4600"/>
+          </w:tcPr>
+          <w:p>
+            <w:r/>
+          </w:p>
+        </w:tc>
+        <w:tc>
+          <w:tcPr>
+            <w:tcW w:type="dxa" w:w="4300"/>
+          </w:tcPr>
+          <w:p>
+            <w:r/>
+          </w:p>
+        </w:tc>
+        <w:tc>
+          <w:tcPr>
+            <w:tcW w:type="dxa" w:w="2000"/>
+          </w:tcPr>
+          <w:p>
+            <w:r/>
+          </w:p>
+        </w:tc>
+        <w:tc>
+          <w:tcPr>
+            <w:tcW w:type="dxa" w:w="1600"/>
+          </w:tcPr>
+          <w:p>
+            <w:r/>
+          </w:p>
+        </w:tc>
+        <w:tc>
+          <w:tcPr>
+            <w:tcW w:type="dxa" w:w="1000"/>
+          </w:tcPr>
+          <w:p>
+            <w:r/>
+          </w:p>
+        </w:tc>
+      </w:tr>
+      <w:tr>
+        <w:tc>
+          <w:tcPr>
+            <w:tcW w:type="dxa" w:w="2300"/>
+          </w:tcPr>
+          <w:p>
+            <w:r/>
+          </w:p>
+        </w:tc>
+        <w:tc>
+          <w:tcPr>
+            <w:tcW w:type="dxa" w:w="2100"/>
+          </w:tcPr>
+          <w:p>
+            <w:r/>
+          </w:p>
+        </w:tc>
+        <w:tc>
+          <w:tcPr>
+            <w:tcW w:type="dxa" w:w="820"/>
+          </w:tcPr>
+          <w:p>
+            <w:pPr>
+              <w:spacing w:after="0" w:before="0"/>
+              <w:jc w:val="right"/>
+            </w:pPr>
+            <w:r>
+              <w:t>1</w:t>
+            </w:r>
+          </w:p>
+        </w:tc>
+        <w:tc>
+          <w:tcPr>
+            <w:tcW w:type="dxa" w:w="4600"/>
+          </w:tcPr>
+          <w:p>
+            <w:pPr>
+              <w:spacing w:after="0" w:before="0"/>
+            </w:pPr>
+            <w:r>
+              <w:t>Click the Past orders tab</w:t>
+            </w:r>
+          </w:p>
+        </w:tc>
+        <w:tc>
+          <w:tcPr>
+            <w:tcW w:type="dxa" w:w="4300"/>
+          </w:tcPr>
+          <w:p>
+            <w:pPr>
+              <w:spacing w:after="0" w:before="0"/>
+            </w:pPr>
+            <w:r>
+              <w:t>The received and cancelled orders are listed with their items and totals</w:t>
+            </w:r>
+          </w:p>
+        </w:tc>
+        <w:tc>
+          <w:tcPr>
+            <w:tcW w:type="dxa" w:w="2000"/>
+          </w:tcPr>
+          <w:p>
+            <w:pPr>
+              <w:spacing w:after="0" w:before="0"/>
+            </w:pPr>
+            <w:r/>
+          </w:p>
+        </w:tc>
+        <w:tc>
+          <w:tcPr>
+            <w:tcW w:type="dxa" w:w="1600"/>
+          </w:tcPr>
+          <w:p>
+            <w:pPr>
+              <w:spacing w:after="0" w:before="0"/>
+            </w:pPr>
+            <w:r/>
+          </w:p>
+        </w:tc>
+        <w:tc>
+          <w:tcPr>
+            <w:tcW w:type="dxa" w:w="1000"/>
+          </w:tcPr>
+          <w:p>
+            <w:pPr>
+              <w:spacing w:after="0" w:before="0"/>
+            </w:pPr>
+            <w:r/>
+          </w:p>
+        </w:tc>
+      </w:tr>
+      <w:tr>
+        <w:tc>
+          <w:tcPr>
+            <w:tcW w:type="dxa" w:w="2300"/>
+          </w:tcPr>
+          <w:p>
+            <w:r/>
+          </w:p>
+        </w:tc>
+        <w:tc>
+          <w:tcPr>
+            <w:tcW w:type="dxa" w:w="2100"/>
+          </w:tcPr>
+          <w:p>
+            <w:pPr>
+              <w:spacing w:after="0" w:before="0"/>
+            </w:pPr>
+            <w:r>
+              <w:t>Contact details</w:t>
+            </w:r>
+          </w:p>
+        </w:tc>
+        <w:tc>
+          <w:tcPr>
+            <w:tcW w:type="dxa" w:w="820"/>
+          </w:tcPr>
+          <w:p>
+            <w:r/>
+          </w:p>
+        </w:tc>
+        <w:tc>
+          <w:tcPr>
+            <w:tcW w:type="dxa" w:w="4600"/>
+          </w:tcPr>
+          <w:p>
+            <w:r/>
+          </w:p>
+        </w:tc>
+        <w:tc>
+          <w:tcPr>
+            <w:tcW w:type="dxa" w:w="4300"/>
+          </w:tcPr>
+          <w:p>
+            <w:r/>
+          </w:p>
+        </w:tc>
+        <w:tc>
+          <w:tcPr>
+            <w:tcW w:type="dxa" w:w="2000"/>
+          </w:tcPr>
+          <w:p>
+            <w:r/>
+          </w:p>
+        </w:tc>
+        <w:tc>
+          <w:tcPr>
+            <w:tcW w:type="dxa" w:w="1600"/>
+          </w:tcPr>
+          <w:p>
+            <w:r/>
+          </w:p>
+        </w:tc>
+        <w:tc>
+          <w:tcPr>
+            <w:tcW w:type="dxa" w:w="1000"/>
+          </w:tcPr>
+          <w:p>
+            <w:r/>
+          </w:p>
+        </w:tc>
+      </w:tr>
+      <w:tr>
+        <w:tc>
+          <w:tcPr>
+            <w:tcW w:type="dxa" w:w="2300"/>
+          </w:tcPr>
+          <w:p>
+            <w:r/>
+          </w:p>
+        </w:tc>
+        <w:tc>
+          <w:tcPr>
+            <w:tcW w:type="dxa" w:w="2100"/>
+          </w:tcPr>
+          <w:p>
+            <w:r/>
+          </w:p>
+        </w:tc>
+        <w:tc>
+          <w:tcPr>
+            <w:tcW w:type="dxa" w:w="820"/>
+          </w:tcPr>
+          <w:p>
+            <w:pPr>
+              <w:spacing w:after="0" w:before="0"/>
+              <w:jc w:val="right"/>
+            </w:pPr>
+            <w:r>
+              <w:t>1</w:t>
+            </w:r>
+          </w:p>
+        </w:tc>
+        <w:tc>
+          <w:tcPr>
+            <w:tcW w:type="dxa" w:w="4600"/>
+          </w:tcPr>
+          <w:p>
+            <w:pPr>
+              <w:spacing w:after="0" w:before="0"/>
+            </w:pPr>
+            <w:r>
+              <w:t>Click the My details tab, then Edit contact details, change the phone number, then click Save details</w:t>
+            </w:r>
+          </w:p>
+        </w:tc>
+        <w:tc>
+          <w:tcPr>
+            <w:tcW w:type="dxa" w:w="4300"/>
+          </w:tcPr>
+          <w:p>
+            <w:pPr>
+              <w:spacing w:after="0" w:before="0"/>
+            </w:pPr>
+            <w:r>
+              <w:t>"Your details were updated." is shown</w:t>
+            </w:r>
+          </w:p>
+        </w:tc>
+        <w:tc>
+          <w:tcPr>
+            <w:tcW w:type="dxa" w:w="2000"/>
+          </w:tcPr>
+          <w:p>
+            <w:pPr>
+              <w:spacing w:after="0" w:before="0"/>
+            </w:pPr>
+            <w:r/>
+          </w:p>
+        </w:tc>
+        <w:tc>
+          <w:tcPr>
+            <w:tcW w:type="dxa" w:w="1600"/>
+          </w:tcPr>
+          <w:p>
+            <w:pPr>
+              <w:spacing w:after="0" w:before="0"/>
+            </w:pPr>
+            <w:r/>
+          </w:p>
+        </w:tc>
+        <w:tc>
+          <w:tcPr>
+            <w:tcW w:type="dxa" w:w="1000"/>
+          </w:tcPr>
+          <w:p>
+            <w:pPr>
+              <w:spacing w:after="0" w:before="0"/>
+            </w:pPr>
+            <w:r/>
+          </w:p>
+        </w:tc>
+      </w:tr>
+      <w:tr>
+        <w:tc>
+          <w:tcPr>
+            <w:tcW w:type="dxa" w:w="18720"/>
+            <w:gridSpan w:val="8"/>
+            <w:shd w:val="clear" w:color="auto" w:fill="104861"/>
+          </w:tcPr>
+          <w:p>
+            <w:pPr>
+              <w:spacing w:after="0" w:before="0"/>
+            </w:pPr>
+            <w:r>
+              <w:t>SETTINGS</w:t>
+            </w:r>
+          </w:p>
+        </w:tc>
+      </w:tr>
+      <w:tr>
+        <w:tc>
+          <w:tcPr>
+            <w:tcW w:type="dxa" w:w="2300"/>
+          </w:tcPr>
+          <w:p>
+            <w:r/>
+          </w:p>
+        </w:tc>
+        <w:tc>
+          <w:tcPr>
+            <w:tcW w:type="dxa" w:w="2100"/>
+          </w:tcPr>
+          <w:p>
+            <w:pPr>
+              <w:spacing w:after="0" w:before="0"/>
+            </w:pPr>
+            <w:r>
+              <w:t>Profile</w:t>
+            </w:r>
+          </w:p>
+        </w:tc>
+        <w:tc>
+          <w:tcPr>
+            <w:tcW w:type="dxa" w:w="820"/>
+          </w:tcPr>
+          <w:p>
+            <w:r/>
+          </w:p>
+        </w:tc>
+        <w:tc>
+          <w:tcPr>
+            <w:tcW w:type="dxa" w:w="4600"/>
+          </w:tcPr>
+          <w:p>
+            <w:r/>
+          </w:p>
+        </w:tc>
+        <w:tc>
+          <w:tcPr>
+            <w:tcW w:type="dxa" w:w="4300"/>
+          </w:tcPr>
+          <w:p>
+            <w:r/>
+          </w:p>
+        </w:tc>
+        <w:tc>
+          <w:tcPr>
+            <w:tcW w:type="dxa" w:w="2000"/>
+          </w:tcPr>
+          <w:p>
+            <w:r/>
+          </w:p>
+        </w:tc>
+        <w:tc>
+          <w:tcPr>
+            <w:tcW w:type="dxa" w:w="1600"/>
+          </w:tcPr>
+          <w:p>
+            <w:r/>
+          </w:p>
+        </w:tc>
+        <w:tc>
+          <w:tcPr>
+            <w:tcW w:type="dxa" w:w="1000"/>
+          </w:tcPr>
+          <w:p>
+            <w:r/>
+          </w:p>
+        </w:tc>
+      </w:tr>
+      <w:tr>
+        <w:tc>
+          <w:tcPr>
+            <w:tcW w:type="dxa" w:w="2300"/>
+          </w:tcPr>
+          <w:p>
+            <w:r/>
+          </w:p>
+        </w:tc>
+        <w:tc>
+          <w:tcPr>
+            <w:tcW w:type="dxa" w:w="2100"/>
+          </w:tcPr>
+          <w:p>
+            <w:r/>
+          </w:p>
+        </w:tc>
+        <w:tc>
+          <w:tcPr>
+            <w:tcW w:type="dxa" w:w="820"/>
+          </w:tcPr>
+          <w:p>
+            <w:pPr>
+              <w:spacing w:after="0" w:before="0"/>
+              <w:jc w:val="right"/>
+            </w:pPr>
+            <w:r>
+              <w:t>1</w:t>
+            </w:r>
+          </w:p>
+        </w:tc>
+        <w:tc>
+          <w:tcPr>
+            <w:tcW w:type="dxa" w:w="4600"/>
+          </w:tcPr>
+          <w:p>
+            <w:pPr>
+              <w:spacing w:after="0" w:before="0"/>
+            </w:pPr>
+            <w:r>
+              <w:t>Click the account picture at the lower-left of the sidebar</w:t>
+            </w:r>
+          </w:p>
+        </w:tc>
+        <w:tc>
+          <w:tcPr>
+            <w:tcW w:type="dxa" w:w="4300"/>
+          </w:tcPr>
+          <w:p>
+            <w:pPr>
+              <w:spacing w:after="0" w:before="0"/>
+            </w:pPr>
+            <w:r>
+              <w:t>The Settings page opens on the Profile tab with the supplier's name and email</w:t>
+            </w:r>
+          </w:p>
+        </w:tc>
+        <w:tc>
+          <w:tcPr>
+            <w:tcW w:type="dxa" w:w="2000"/>
+          </w:tcPr>
+          <w:p>
+            <w:pPr>
+              <w:spacing w:after="0" w:before="0"/>
+            </w:pPr>
+            <w:r/>
+          </w:p>
+        </w:tc>
+        <w:tc>
+          <w:tcPr>
+            <w:tcW w:type="dxa" w:w="1600"/>
+          </w:tcPr>
+          <w:p>
+            <w:pPr>
+              <w:spacing w:after="0" w:before="0"/>
+            </w:pPr>
+            <w:r/>
+          </w:p>
+        </w:tc>
+        <w:tc>
+          <w:tcPr>
+            <w:tcW w:type="dxa" w:w="1000"/>
+          </w:tcPr>
+          <w:p>
+            <w:pPr>
+              <w:spacing w:after="0" w:before="0"/>
+            </w:pPr>
+            <w:r/>
+          </w:p>
+        </w:tc>
+      </w:tr>
+      <w:tr>
+        <w:tc>
+          <w:tcPr>
+            <w:tcW w:type="dxa" w:w="2300"/>
+          </w:tcPr>
+          <w:p>
+            <w:r/>
+          </w:p>
+        </w:tc>
+        <w:tc>
+          <w:tcPr>
+            <w:tcW w:type="dxa" w:w="2100"/>
+          </w:tcPr>
+          <w:p>
+            <w:pPr>
+              <w:spacing w:after="0" w:before="0"/>
+            </w:pPr>
+            <w:r>
+              <w:t>Password</w:t>
+            </w:r>
+          </w:p>
+        </w:tc>
+        <w:tc>
+          <w:tcPr>
+            <w:tcW w:type="dxa" w:w="820"/>
+          </w:tcPr>
+          <w:p>
+            <w:r/>
+          </w:p>
+        </w:tc>
+        <w:tc>
+          <w:tcPr>
+            <w:tcW w:type="dxa" w:w="4600"/>
+          </w:tcPr>
+          <w:p>
+            <w:r/>
+          </w:p>
+        </w:tc>
+        <w:tc>
+          <w:tcPr>
+            <w:tcW w:type="dxa" w:w="4300"/>
+          </w:tcPr>
+          <w:p>
+            <w:r/>
+          </w:p>
+        </w:tc>
+        <w:tc>
+          <w:tcPr>
+            <w:tcW w:type="dxa" w:w="2000"/>
+          </w:tcPr>
+          <w:p>
+            <w:r/>
+          </w:p>
+        </w:tc>
+        <w:tc>
+          <w:tcPr>
+            <w:tcW w:type="dxa" w:w="1600"/>
+          </w:tcPr>
+          <w:p>
+            <w:r/>
+          </w:p>
+        </w:tc>
+        <w:tc>
+          <w:tcPr>
+            <w:tcW w:type="dxa" w:w="1000"/>
+          </w:tcPr>
+          <w:p>
+            <w:r/>
+          </w:p>
+        </w:tc>
+      </w:tr>
+      <w:tr>
+        <w:tc>
+          <w:tcPr>
+            <w:tcW w:type="dxa" w:w="2300"/>
+          </w:tcPr>
+          <w:p>
+            <w:r/>
+          </w:p>
+        </w:tc>
+        <w:tc>
+          <w:tcPr>
+            <w:tcW w:type="dxa" w:w="2100"/>
+          </w:tcPr>
+          <w:p>
+            <w:r/>
+          </w:p>
+        </w:tc>
+        <w:tc>
+          <w:tcPr>
+            <w:tcW w:type="dxa" w:w="820"/>
+          </w:tcPr>
+          <w:p>
+            <w:pPr>
+              <w:spacing w:after="0" w:before="0"/>
+              <w:jc w:val="right"/>
+            </w:pPr>
+            <w:r>
+              <w:t>1</w:t>
+            </w:r>
+          </w:p>
+        </w:tc>
+        <w:tc>
+          <w:tcPr>
+            <w:tcW w:type="dxa" w:w="4600"/>
+          </w:tcPr>
+          <w:p>
+            <w:pPr>
+              <w:spacing w:after="0" w:before="0"/>
+            </w:pPr>
+            <w:r>
+              <w:t>Click the Password tab, enter the current password and the new password twice, then click Update password</w:t>
+            </w:r>
+          </w:p>
+        </w:tc>
+        <w:tc>
+          <w:tcPr>
+            <w:tcW w:type="dxa" w:w="4300"/>
+          </w:tcPr>
+          <w:p>
+            <w:pPr>
+              <w:spacing w:after="0" w:before="0"/>
+            </w:pPr>
+            <w:r>
+              <w:t>"Password changed" is shown</w:t>
+            </w:r>
+          </w:p>
+        </w:tc>
+        <w:tc>
+          <w:tcPr>
+            <w:tcW w:type="dxa" w:w="2000"/>
+          </w:tcPr>
+          <w:p>
+            <w:pPr>
+              <w:spacing w:after="0" w:before="0"/>
+            </w:pPr>
+            <w:r/>
+          </w:p>
+        </w:tc>
+        <w:tc>
+          <w:tcPr>
+            <w:tcW w:type="dxa" w:w="1600"/>
+          </w:tcPr>
+          <w:p>
+            <w:pPr>
+              <w:spacing w:after="0" w:before="0"/>
+            </w:pPr>
+            <w:r/>
+          </w:p>
+        </w:tc>
+        <w:tc>
+          <w:tcPr>
+            <w:tcW w:type="dxa" w:w="1000"/>
+          </w:tcPr>
+          <w:p>
+            <w:pPr>
+              <w:spacing w:after="0" w:before="0"/>
+            </w:pPr>
+            <w:r/>
+          </w:p>
+        </w:tc>
+      </w:tr>
+      <w:tr>
+        <w:tc>
+          <w:tcPr>
+            <w:tcW w:type="dxa" w:w="18720"/>
+            <w:gridSpan w:val="8"/>
+            <w:shd w:val="clear" w:color="auto" w:fill="104861"/>
+          </w:tcPr>
+          <w:p>
+            <w:pPr>
+              <w:spacing w:after="0" w:before="0"/>
+            </w:pPr>
+            <w:r>
+              <w:t>LOGOUT</w:t>
+            </w:r>
+          </w:p>
+        </w:tc>
+      </w:tr>
+      <w:tr>
+        <w:tc>
+          <w:tcPr>
+            <w:tcW w:type="dxa" w:w="2300"/>
+          </w:tcPr>
+          <w:p>
+            <w:r/>
+          </w:p>
+        </w:tc>
+        <w:tc>
+          <w:tcPr>
+            <w:tcW w:type="dxa" w:w="2100"/>
+          </w:tcPr>
+          <w:p>
+            <w:pPr>
+              <w:spacing w:after="0" w:before="0"/>
+            </w:pPr>
+            <w:r>
+              <w:t>Sign out</w:t>
+            </w:r>
+          </w:p>
+        </w:tc>
+        <w:tc>
+          <w:tcPr>
+            <w:tcW w:type="dxa" w:w="820"/>
+          </w:tcPr>
+          <w:p>
+            <w:r/>
+          </w:p>
+        </w:tc>
+        <w:tc>
+          <w:tcPr>
+            <w:tcW w:type="dxa" w:w="4600"/>
+          </w:tcPr>
+          <w:p>
+            <w:r/>
+          </w:p>
+        </w:tc>
+        <w:tc>
+          <w:tcPr>
+            <w:tcW w:type="dxa" w:w="4300"/>
+          </w:tcPr>
+          <w:p>
+            <w:r/>
+          </w:p>
+        </w:tc>
+        <w:tc>
+          <w:tcPr>
+            <w:tcW w:type="dxa" w:w="2000"/>
+          </w:tcPr>
+          <w:p>
+            <w:r/>
+          </w:p>
+        </w:tc>
+        <w:tc>
+          <w:tcPr>
+            <w:tcW w:type="dxa" w:w="1600"/>
+          </w:tcPr>
+          <w:p>
+            <w:r/>
+          </w:p>
+        </w:tc>
+        <w:tc>
+          <w:tcPr>
+            <w:tcW w:type="dxa" w:w="1000"/>
+          </w:tcPr>
+          <w:p>
+            <w:r/>
+          </w:p>
+        </w:tc>
+      </w:tr>
+      <w:tr>
+        <w:tc>
+          <w:tcPr>
+            <w:tcW w:type="dxa" w:w="2300"/>
+          </w:tcPr>
+          <w:p>
+            <w:r/>
+          </w:p>
+        </w:tc>
+        <w:tc>
+          <w:tcPr>
+            <w:tcW w:type="dxa" w:w="2100"/>
+          </w:tcPr>
+          <w:p>
+            <w:r/>
+          </w:p>
+        </w:tc>
+        <w:tc>
+          <w:tcPr>
+            <w:tcW w:type="dxa" w:w="820"/>
+          </w:tcPr>
+          <w:p>
+            <w:pPr>
+              <w:spacing w:after="0" w:before="0"/>
+              <w:jc w:val="right"/>
+            </w:pPr>
+            <w:r>
+              <w:t>1</w:t>
+            </w:r>
+          </w:p>
+        </w:tc>
+        <w:tc>
+          <w:tcPr>
+            <w:tcW w:type="dxa" w:w="4600"/>
+          </w:tcPr>
+          <w:p>
+            <w:pPr>
+              <w:spacing w:after="0" w:before="0"/>
+            </w:pPr>
+            <w:r>
+              <w:t>Click the logout icon at the lower-left corner of the sidebar</w:t>
+            </w:r>
+          </w:p>
+        </w:tc>
+        <w:tc>
+          <w:tcPr>
+            <w:tcW w:type="dxa" w:w="4300"/>
+          </w:tcPr>
+          <w:p>
+            <w:pPr>
+              <w:spacing w:after="0" w:before="0"/>
+            </w:pPr>
+            <w:r>
+              <w:t>A question asks "Are you sure you want to logout?"</w:t>
+            </w:r>
+          </w:p>
+        </w:tc>
+        <w:tc>
+          <w:tcPr>
+            <w:tcW w:type="dxa" w:w="2000"/>
+          </w:tcPr>
+          <w:p>
+            <w:pPr>
+              <w:spacing w:after="0" w:before="0"/>
+            </w:pPr>
+            <w:r/>
+          </w:p>
+        </w:tc>
+        <w:tc>
+          <w:tcPr>
+            <w:tcW w:type="dxa" w:w="1600"/>
+          </w:tcPr>
+          <w:p>
+            <w:pPr>
+              <w:spacing w:after="0" w:before="0"/>
+            </w:pPr>
+            <w:r/>
+          </w:p>
+        </w:tc>
+        <w:tc>
+          <w:tcPr>
+            <w:tcW w:type="dxa" w:w="1000"/>
+          </w:tcPr>
+          <w:p>
+            <w:pPr>
+              <w:spacing w:after="0" w:before="0"/>
+            </w:pPr>
+            <w:r/>
+          </w:p>
+        </w:tc>
+      </w:tr>
+      <w:tr>
+        <w:tc>
+          <w:tcPr>
+            <w:tcW w:type="dxa" w:w="2300"/>
+          </w:tcPr>
+          <w:p>
+            <w:r/>
+          </w:p>
+        </w:tc>
+        <w:tc>
+          <w:tcPr>
+            <w:tcW w:type="dxa" w:w="2100"/>
+          </w:tcPr>
+          <w:p>
+            <w:r/>
+          </w:p>
+        </w:tc>
+        <w:tc>
+          <w:tcPr>
+            <w:tcW w:type="dxa" w:w="820"/>
+          </w:tcPr>
+          <w:p>
+            <w:pPr>
+              <w:spacing w:after="0" w:before="0"/>
+              <w:jc w:val="right"/>
+            </w:pPr>
+            <w:r>
+              <w:t>2</w:t>
+            </w:r>
+          </w:p>
+        </w:tc>
+        <w:tc>
+          <w:tcPr>
+            <w:tcW w:type="dxa" w:w="4600"/>
+          </w:tcPr>
+          <w:p>
+            <w:pPr>
+              <w:spacing w:after="0" w:before="0"/>
+            </w:pPr>
+            <w:r>
+              <w:t>Click Yes, Logout</w:t>
+            </w:r>
+          </w:p>
+        </w:tc>
+        <w:tc>
+          <w:tcPr>
+            <w:tcW w:type="dxa" w:w="4300"/>
+          </w:tcPr>
+          <w:p>
+            <w:pPr>
+              <w:spacing w:after="0" w:before="0"/>
+            </w:pPr>
+            <w:r>
+              <w:t>The user is signed out and the Sign in page opens</w:t>
+            </w:r>
+          </w:p>
+        </w:tc>
+        <w:tc>
+          <w:tcPr>
+            <w:tcW w:type="dxa" w:w="2000"/>
+          </w:tcPr>
+          <w:p>
+            <w:pPr>
+              <w:spacing w:after="0" w:before="0"/>
+            </w:pPr>
+            <w:r/>
+          </w:p>
+        </w:tc>
+        <w:tc>
+          <w:tcPr>
+            <w:tcW w:type="dxa" w:w="1600"/>
+          </w:tcPr>
+          <w:p>
+            <w:pPr>
+              <w:spacing w:after="0" w:before="0"/>
+            </w:pPr>
+            <w:r/>
+          </w:p>
+        </w:tc>
+        <w:tc>
+          <w:tcPr>
+            <w:tcW w:type="dxa" w:w="1000"/>
+          </w:tcPr>
+          <w:p>
+            <w:pPr>
+              <w:spacing w:after="0" w:before="0"/>
+            </w:pPr>
+            <w:r/>
           </w:p>
         </w:tc>
       </w:tr>
